--- a/402411120_Ramdhaney_MobileAppDev700_Assignment.docx
+++ b/402411120_Ramdhaney_MobileAppDev700_Assignment.docx
@@ -2,10 +2,2754 @@
 <file path=word/document.xml><?xml version="1.0" encoding="utf-8"?>
 <w:document xmlns:wpc="http://schemas.microsoft.com/office/word/2010/wordprocessingCanvas" xmlns:cx="http://schemas.microsoft.com/office/drawing/2014/chartex" xmlns:cx1="http://schemas.microsoft.com/office/drawing/2015/9/8/chartex" xmlns:cx2="http://schemas.microsoft.com/office/drawing/2015/10/21/chartex" xmlns:cx3="http://schemas.microsoft.com/office/drawing/2016/5/9/chartex" xmlns:cx4="http://schemas.microsoft.com/office/drawing/2016/5/10/chartex" xmlns:cx5="http://schemas.microsoft.com/office/drawing/2016/5/11/chartex" xmlns:cx6="http://schemas.microsoft.com/office/drawing/2016/5/12/chartex" xmlns:cx7="http://schemas.microsoft.com/office/drawing/2016/5/13/chartex" xmlns:cx8="http://schemas.microsoft.com/office/drawing/2016/5/14/chartex" xmlns:mc="http://schemas.openxmlformats.org/markup-compatibility/2006" xmlns:aink="http://schemas.microsoft.com/office/drawing/2016/ink" xmlns:am3d="http://schemas.microsoft.com/office/drawing/2017/model3d" xmlns:o="urn:schemas-microsoft-com:office:office" xmlns:oel="http://schemas.microsoft.com/office/2019/extlst" xmlns:r="http://schemas.openxmlformats.org/officeDocument/2006/relationships" xmlns:m="http://schemas.openxmlformats.org/officeDocument/2006/math" xmlns:v="urn:schemas-microsoft-com:vml" xmlns:wp14="http://schemas.microsoft.com/office/word/2010/wordprocessingDrawing" xmlns:wp="http://schemas.openxmlformats.org/drawingml/2006/wordprocessingDrawing" xmlns:w10="urn:schemas-microsoft-com:office:word" xmlns:w="http://schemas.openxmlformats.org/wordprocessingml/2006/main" xmlns:w14="http://schemas.microsoft.com/office/word/2010/wordml" xmlns:w15="http://schemas.microsoft.com/office/word/2012/wordml" xmlns:w16cex="http://schemas.microsoft.com/office/word/2018/wordml/cex" xmlns:w16cid="http://schemas.microsoft.com/office/word/2016/wordml/cid" xmlns:w16="http://schemas.microsoft.com/office/word/2018/wordml" xmlns:w16du="http://schemas.microsoft.com/office/word/2023/wordml/word16du" xmlns:w16sdtdh="http://schemas.microsoft.com/office/word/2020/wordml/sdtdatahash" xmlns:w16sdtfl="http://schemas.microsoft.com/office/word/2024/wordml/sdtformatlock" xmlns:w16se="http://schemas.microsoft.com/office/word/2015/wordml/symex" xmlns:wpg="http://schemas.microsoft.com/office/word/2010/wordprocessingGroup" xmlns:wpi="http://schemas.microsoft.com/office/word/2010/wordprocessingInk" xmlns:wne="http://schemas.microsoft.com/office/word/2006/wordml" xmlns:wps="http://schemas.microsoft.com/office/word/2010/wordprocessingShape" mc:Ignorable="w14 w15 w16se w16cid w16 w16cex w16sdtdh w16sdtfl w16du wp14">
   <w:body>
-    <w:p/>
+    <w:p>
+      <w:pPr>
+        <w:pStyle w:val="Heading1"/>
+        <w:jc w:val="center"/>
+        <w:rPr>
+          <w:sz w:val="80"/>
+          <w:szCs w:val="80"/>
+          <w:lang w:val="en-US"/>
+        </w:rPr>
+      </w:pPr>
+      <w:bookmarkStart w:id="0" w:name="_Toc241632035"/>
+      <w:r>
+        <w:rPr>
+          <w:sz w:val="80"/>
+          <w:szCs w:val="80"/>
+          <w:lang w:val="en-US"/>
+        </w:rPr>
+        <w:t>SMART PANTRY MANAGER</w:t>
+      </w:r>
+      <w:bookmarkEnd w:id="0"/>
+    </w:p>
+    <w:p>
+      <w:pPr>
+        <w:rPr>
+          <w:lang w:val="en-US"/>
+        </w:rPr>
+      </w:pPr>
+    </w:p>
+    <w:p>
+      <w:pPr>
+        <w:rPr>
+          <w:lang w:val="en-US"/>
+        </w:rPr>
+      </w:pPr>
+    </w:p>
+    <w:p>
+      <w:pPr>
+        <w:jc w:val="center"/>
+        <w:rPr>
+          <w:b/>
+          <w:bCs/>
+          <w:sz w:val="40"/>
+          <w:szCs w:val="40"/>
+          <w:lang w:val="en-US"/>
+        </w:rPr>
+      </w:pPr>
+      <w:r>
+        <w:rPr>
+          <w:b/>
+          <w:bCs/>
+          <w:sz w:val="40"/>
+          <w:szCs w:val="40"/>
+          <w:lang w:val="en-US"/>
+        </w:rPr>
+        <w:t>DIVYA KIRTHI RAMDHANEY</w:t>
+      </w:r>
+    </w:p>
+    <w:p>
+      <w:pPr>
+        <w:jc w:val="center"/>
+        <w:rPr>
+          <w:b/>
+          <w:bCs/>
+          <w:sz w:val="40"/>
+          <w:szCs w:val="40"/>
+          <w:lang w:val="en-US"/>
+        </w:rPr>
+      </w:pPr>
+      <w:r>
+        <w:rPr>
+          <w:b/>
+          <w:bCs/>
+          <w:sz w:val="40"/>
+          <w:szCs w:val="40"/>
+          <w:lang w:val="en-US"/>
+        </w:rPr>
+        <w:t>402411120</w:t>
+      </w:r>
+    </w:p>
+    <w:p>
+      <w:pPr>
+        <w:jc w:val="center"/>
+        <w:rPr>
+          <w:b/>
+          <w:bCs/>
+          <w:sz w:val="40"/>
+          <w:szCs w:val="40"/>
+          <w:lang w:val="en-US"/>
+        </w:rPr>
+      </w:pPr>
+      <w:r>
+        <w:rPr>
+          <w:b/>
+          <w:bCs/>
+          <w:sz w:val="40"/>
+          <w:szCs w:val="40"/>
+          <w:lang w:val="en-US"/>
+        </w:rPr>
+        <w:t>MOBILE APP DEVELOPMENT 700</w:t>
+      </w:r>
+    </w:p>
+    <w:p>
+      <w:pPr>
+        <w:jc w:val="center"/>
+        <w:rPr>
+          <w:b/>
+          <w:bCs/>
+          <w:sz w:val="40"/>
+          <w:szCs w:val="40"/>
+          <w:lang w:val="en-US"/>
+        </w:rPr>
+      </w:pPr>
+      <w:r>
+        <w:rPr>
+          <w:b/>
+          <w:bCs/>
+          <w:sz w:val="40"/>
+          <w:szCs w:val="40"/>
+          <w:lang w:val="en-US"/>
+        </w:rPr>
+        <w:t>30 SEPTEMBER 2026</w:t>
+      </w:r>
+    </w:p>
+    <w:p>
+      <w:pPr>
+        <w:jc w:val="center"/>
+        <w:rPr>
+          <w:b/>
+          <w:bCs/>
+          <w:sz w:val="40"/>
+          <w:szCs w:val="40"/>
+          <w:lang w:val="en-US"/>
+        </w:rPr>
+      </w:pPr>
+    </w:p>
+    <w:p>
+      <w:pPr>
+        <w:rPr>
+          <w:b/>
+          <w:bCs/>
+          <w:sz w:val="40"/>
+          <w:szCs w:val="40"/>
+          <w:lang w:val="en-US"/>
+        </w:rPr>
+      </w:pPr>
+    </w:p>
+    <w:p>
+      <w:pPr>
+        <w:pStyle w:val="Heading2"/>
+        <w:jc w:val="center"/>
+        <w:rPr>
+          <w:sz w:val="40"/>
+          <w:szCs w:val="40"/>
+          <w:lang w:val="en-US"/>
+        </w:rPr>
+      </w:pPr>
+    </w:p>
+    <w:p>
+      <w:pPr>
+        <w:rPr>
+          <w:lang w:val="en-US"/>
+        </w:rPr>
+      </w:pPr>
+    </w:p>
+    <w:p>
+      <w:pPr>
+        <w:pStyle w:val="Heading2"/>
+        <w:rPr>
+          <w:lang w:val="en-US"/>
+        </w:rPr>
+      </w:pPr>
+    </w:p>
+    <w:p>
+      <w:pPr>
+        <w:rPr>
+          <w:lang w:val="en-US"/>
+        </w:rPr>
+      </w:pPr>
+    </w:p>
+    <w:p>
+      <w:pPr>
+        <w:rPr>
+          <w:lang w:val="en-US"/>
+        </w:rPr>
+      </w:pPr>
+    </w:p>
+    <w:p>
+      <w:pPr>
+        <w:rPr>
+          <w:lang w:val="en-US"/>
+        </w:rPr>
+      </w:pPr>
+    </w:p>
+    <w:p>
+      <w:pPr>
+        <w:rPr>
+          <w:lang w:val="en-US"/>
+        </w:rPr>
+      </w:pPr>
+    </w:p>
+    <w:p>
+      <w:pPr>
+        <w:rPr>
+          <w:lang w:val="en-US"/>
+        </w:rPr>
+      </w:pPr>
+    </w:p>
+    <w:p>
+      <w:pPr>
+        <w:rPr>
+          <w:lang w:val="en-US"/>
+        </w:rPr>
+      </w:pPr>
+    </w:p>
+    <w:p>
+      <w:pPr>
+        <w:rPr>
+          <w:lang w:val="en-US"/>
+        </w:rPr>
+      </w:pPr>
+    </w:p>
+    <w:p>
+      <w:pPr>
+        <w:rPr>
+          <w:lang w:val="en-US"/>
+        </w:rPr>
+      </w:pPr>
+    </w:p>
+    <w:p>
+      <w:pPr>
+        <w:rPr>
+          <w:lang w:val="en-US"/>
+        </w:rPr>
+      </w:pPr>
+    </w:p>
+    <w:p>
+      <w:pPr>
+        <w:rPr>
+          <w:lang w:val="en-US"/>
+        </w:rPr>
+      </w:pPr>
+    </w:p>
+    <w:p>
+      <w:pPr>
+        <w:rPr>
+          <w:lang w:val="en-US"/>
+        </w:rPr>
+      </w:pPr>
+    </w:p>
+    <w:p>
+      <w:pPr>
+        <w:rPr>
+          <w:lang w:val="en-US"/>
+        </w:rPr>
+      </w:pPr>
+    </w:p>
+    <w:sdt>
+      <w:sdtPr>
+        <w:rPr>
+          <w:rFonts w:ascii="Times New Roman" w:hAnsi="Times New Roman" w:cs="Times New Roman"/>
+          <w:b/>
+          <w:bCs/>
+          <w:color w:val="7030A0"/>
+        </w:rPr>
+        <w:id w:val="516053143"/>
+        <w:docPartObj>
+          <w:docPartGallery w:val="Table of Contents"/>
+          <w:docPartUnique/>
+        </w:docPartObj>
+      </w:sdtPr>
+      <w:sdtEndPr>
+        <w:rPr>
+          <w:rFonts w:eastAsiaTheme="minorHAnsi" w:cstheme="minorBidi"/>
+          <w:noProof/>
+          <w:color w:val="auto"/>
+          <w:kern w:val="2"/>
+          <w:sz w:val="24"/>
+          <w:szCs w:val="24"/>
+          <w:lang w:val="en-ZA"/>
+          <w14:ligatures w14:val="standardContextual"/>
+        </w:rPr>
+      </w:sdtEndPr>
+      <w:sdtContent>
+        <w:p>
+          <w:pPr>
+            <w:pStyle w:val="TOCHeading"/>
+            <w:rPr>
+              <w:rFonts w:ascii="Times New Roman" w:hAnsi="Times New Roman" w:cs="Times New Roman"/>
+              <w:b/>
+              <w:bCs/>
+              <w:color w:val="7030A0"/>
+            </w:rPr>
+          </w:pPr>
+          <w:r>
+            <w:rPr>
+              <w:rFonts w:ascii="Times New Roman" w:hAnsi="Times New Roman" w:cs="Times New Roman"/>
+              <w:b/>
+              <w:bCs/>
+              <w:color w:val="7030A0"/>
+            </w:rPr>
+            <w:t>Table of Contents</w:t>
+          </w:r>
+        </w:p>
+        <w:p>
+          <w:pPr>
+            <w:pStyle w:val="TOC1"/>
+            <w:tabs>
+              <w:tab w:val="right" w:leader="dot" w:pos="9016"/>
+            </w:tabs>
+            <w:rPr>
+              <w:rFonts w:asciiTheme="minorHAnsi" w:eastAsiaTheme="minorEastAsia" w:hAnsiTheme="minorHAnsi"/>
+              <w:noProof/>
+              <w:lang w:eastAsia="en-ZA"/>
+            </w:rPr>
+          </w:pPr>
+          <w:r>
+            <w:fldChar w:fldCharType="begin"/>
+          </w:r>
+          <w:r>
+            <w:instrText xml:space="preserve"> TOC \o "1-3" \h \z \u </w:instrText>
+          </w:r>
+          <w:r>
+            <w:fldChar w:fldCharType="separate"/>
+          </w:r>
+          <w:hyperlink w:anchor="_Toc241632035" w:history="1">
+            <w:r>
+              <w:rPr>
+                <w:rStyle w:val="Hyperlink"/>
+                <w:noProof/>
+                <w:lang w:val="en-US"/>
+              </w:rPr>
+              <w:t>SMART PANTRY MANAGER</w:t>
+            </w:r>
+            <w:r>
+              <w:rPr>
+                <w:noProof/>
+                <w:webHidden/>
+              </w:rPr>
+              <w:tab/>
+            </w:r>
+            <w:r>
+              <w:rPr>
+                <w:noProof/>
+                <w:webHidden/>
+              </w:rPr>
+              <w:fldChar w:fldCharType="begin"/>
+            </w:r>
+            <w:r>
+              <w:rPr>
+                <w:noProof/>
+                <w:webHidden/>
+              </w:rPr>
+              <w:instrText xml:space="preserve"> PAGEREF _Toc241632035 \h </w:instrText>
+            </w:r>
+            <w:r>
+              <w:rPr>
+                <w:noProof/>
+                <w:webHidden/>
+              </w:rPr>
+            </w:r>
+            <w:r>
+              <w:rPr>
+                <w:noProof/>
+                <w:webHidden/>
+              </w:rPr>
+              <w:fldChar w:fldCharType="separate"/>
+            </w:r>
+            <w:r>
+              <w:rPr>
+                <w:noProof/>
+                <w:webHidden/>
+              </w:rPr>
+              <w:t>1</w:t>
+            </w:r>
+            <w:r>
+              <w:rPr>
+                <w:noProof/>
+                <w:webHidden/>
+              </w:rPr>
+              <w:fldChar w:fldCharType="end"/>
+            </w:r>
+          </w:hyperlink>
+        </w:p>
+        <w:p>
+          <w:pPr>
+            <w:pStyle w:val="TOC1"/>
+            <w:tabs>
+              <w:tab w:val="right" w:leader="dot" w:pos="9016"/>
+            </w:tabs>
+            <w:rPr>
+              <w:rFonts w:asciiTheme="minorHAnsi" w:eastAsiaTheme="minorEastAsia" w:hAnsiTheme="minorHAnsi"/>
+              <w:noProof/>
+              <w:lang w:eastAsia="en-ZA"/>
+            </w:rPr>
+          </w:pPr>
+          <w:hyperlink w:anchor="_Toc241632036" w:history="1">
+            <w:r>
+              <w:rPr>
+                <w:rStyle w:val="Hyperlink"/>
+                <w:noProof/>
+                <w:lang w:val="en-US"/>
+              </w:rPr>
+              <w:t>Introduction</w:t>
+            </w:r>
+            <w:r>
+              <w:rPr>
+                <w:noProof/>
+                <w:webHidden/>
+              </w:rPr>
+              <w:tab/>
+            </w:r>
+            <w:r>
+              <w:rPr>
+                <w:noProof/>
+                <w:webHidden/>
+              </w:rPr>
+              <w:fldChar w:fldCharType="begin"/>
+            </w:r>
+            <w:r>
+              <w:rPr>
+                <w:noProof/>
+                <w:webHidden/>
+              </w:rPr>
+              <w:instrText xml:space="preserve"> PAGEREF _Toc241632036 \h </w:instrText>
+            </w:r>
+            <w:r>
+              <w:rPr>
+                <w:noProof/>
+                <w:webHidden/>
+              </w:rPr>
+            </w:r>
+            <w:r>
+              <w:rPr>
+                <w:noProof/>
+                <w:webHidden/>
+              </w:rPr>
+              <w:fldChar w:fldCharType="separate"/>
+            </w:r>
+            <w:r>
+              <w:rPr>
+                <w:noProof/>
+                <w:webHidden/>
+              </w:rPr>
+              <w:t>2</w:t>
+            </w:r>
+            <w:r>
+              <w:rPr>
+                <w:noProof/>
+                <w:webHidden/>
+              </w:rPr>
+              <w:fldChar w:fldCharType="end"/>
+            </w:r>
+          </w:hyperlink>
+        </w:p>
+        <w:p>
+          <w:pPr>
+            <w:pStyle w:val="TOC1"/>
+            <w:tabs>
+              <w:tab w:val="right" w:leader="dot" w:pos="9016"/>
+            </w:tabs>
+            <w:rPr>
+              <w:rFonts w:asciiTheme="minorHAnsi" w:eastAsiaTheme="minorEastAsia" w:hAnsiTheme="minorHAnsi"/>
+              <w:noProof/>
+              <w:lang w:eastAsia="en-ZA"/>
+            </w:rPr>
+          </w:pPr>
+          <w:hyperlink w:anchor="_Toc241632037" w:history="1">
+            <w:r>
+              <w:rPr>
+                <w:rStyle w:val="Hyperlink"/>
+                <w:noProof/>
+                <w:lang w:val="en-US"/>
+              </w:rPr>
+              <w:t>System design</w:t>
+            </w:r>
+            <w:r>
+              <w:rPr>
+                <w:noProof/>
+                <w:webHidden/>
+              </w:rPr>
+              <w:tab/>
+            </w:r>
+            <w:r>
+              <w:rPr>
+                <w:noProof/>
+                <w:webHidden/>
+              </w:rPr>
+              <w:fldChar w:fldCharType="begin"/>
+            </w:r>
+            <w:r>
+              <w:rPr>
+                <w:noProof/>
+                <w:webHidden/>
+              </w:rPr>
+              <w:instrText xml:space="preserve"> PAGEREF _Toc241632037 \h </w:instrText>
+            </w:r>
+            <w:r>
+              <w:rPr>
+                <w:noProof/>
+                <w:webHidden/>
+              </w:rPr>
+            </w:r>
+            <w:r>
+              <w:rPr>
+                <w:noProof/>
+                <w:webHidden/>
+              </w:rPr>
+              <w:fldChar w:fldCharType="separate"/>
+            </w:r>
+            <w:r>
+              <w:rPr>
+                <w:noProof/>
+                <w:webHidden/>
+              </w:rPr>
+              <w:t>2</w:t>
+            </w:r>
+            <w:r>
+              <w:rPr>
+                <w:noProof/>
+                <w:webHidden/>
+              </w:rPr>
+              <w:fldChar w:fldCharType="end"/>
+            </w:r>
+          </w:hyperlink>
+        </w:p>
+        <w:p>
+          <w:pPr>
+            <w:pStyle w:val="TOC1"/>
+            <w:tabs>
+              <w:tab w:val="right" w:leader="dot" w:pos="9016"/>
+            </w:tabs>
+            <w:rPr>
+              <w:rFonts w:asciiTheme="minorHAnsi" w:eastAsiaTheme="minorEastAsia" w:hAnsiTheme="minorHAnsi"/>
+              <w:noProof/>
+              <w:lang w:eastAsia="en-ZA"/>
+            </w:rPr>
+          </w:pPr>
+          <w:hyperlink w:anchor="_Toc241632038" w:history="1">
+            <w:r>
+              <w:rPr>
+                <w:rStyle w:val="Hyperlink"/>
+                <w:noProof/>
+                <w:lang w:val="en-US"/>
+              </w:rPr>
+              <w:t>Screenshots of outputs</w:t>
+            </w:r>
+            <w:r>
+              <w:rPr>
+                <w:noProof/>
+                <w:webHidden/>
+              </w:rPr>
+              <w:tab/>
+            </w:r>
+            <w:r>
+              <w:rPr>
+                <w:noProof/>
+                <w:webHidden/>
+              </w:rPr>
+              <w:fldChar w:fldCharType="begin"/>
+            </w:r>
+            <w:r>
+              <w:rPr>
+                <w:noProof/>
+                <w:webHidden/>
+              </w:rPr>
+              <w:instrText xml:space="preserve"> PAGEREF _Toc241632038 \h </w:instrText>
+            </w:r>
+            <w:r>
+              <w:rPr>
+                <w:noProof/>
+                <w:webHidden/>
+              </w:rPr>
+            </w:r>
+            <w:r>
+              <w:rPr>
+                <w:noProof/>
+                <w:webHidden/>
+              </w:rPr>
+              <w:fldChar w:fldCharType="separate"/>
+            </w:r>
+            <w:r>
+              <w:rPr>
+                <w:noProof/>
+                <w:webHidden/>
+              </w:rPr>
+              <w:t>4</w:t>
+            </w:r>
+            <w:r>
+              <w:rPr>
+                <w:noProof/>
+                <w:webHidden/>
+              </w:rPr>
+              <w:fldChar w:fldCharType="end"/>
+            </w:r>
+          </w:hyperlink>
+        </w:p>
+        <w:p>
+          <w:pPr>
+            <w:pStyle w:val="TOC1"/>
+            <w:tabs>
+              <w:tab w:val="right" w:leader="dot" w:pos="9016"/>
+            </w:tabs>
+            <w:rPr>
+              <w:rFonts w:asciiTheme="minorHAnsi" w:eastAsiaTheme="minorEastAsia" w:hAnsiTheme="minorHAnsi"/>
+              <w:noProof/>
+              <w:lang w:eastAsia="en-ZA"/>
+            </w:rPr>
+          </w:pPr>
+          <w:hyperlink w:anchor="_Toc241632039" w:history="1">
+            <w:r>
+              <w:rPr>
+                <w:rStyle w:val="Hyperlink"/>
+                <w:noProof/>
+                <w:lang w:val="en-US"/>
+              </w:rPr>
+              <w:t>Key code snippets</w:t>
+            </w:r>
+            <w:r>
+              <w:rPr>
+                <w:noProof/>
+                <w:webHidden/>
+              </w:rPr>
+              <w:tab/>
+            </w:r>
+            <w:r>
+              <w:rPr>
+                <w:noProof/>
+                <w:webHidden/>
+              </w:rPr>
+              <w:fldChar w:fldCharType="begin"/>
+            </w:r>
+            <w:r>
+              <w:rPr>
+                <w:noProof/>
+                <w:webHidden/>
+              </w:rPr>
+              <w:instrText xml:space="preserve"> PAGEREF _Toc241632039 \h </w:instrText>
+            </w:r>
+            <w:r>
+              <w:rPr>
+                <w:noProof/>
+                <w:webHidden/>
+              </w:rPr>
+            </w:r>
+            <w:r>
+              <w:rPr>
+                <w:noProof/>
+                <w:webHidden/>
+              </w:rPr>
+              <w:fldChar w:fldCharType="separate"/>
+            </w:r>
+            <w:r>
+              <w:rPr>
+                <w:noProof/>
+                <w:webHidden/>
+              </w:rPr>
+              <w:t>7</w:t>
+            </w:r>
+            <w:r>
+              <w:rPr>
+                <w:noProof/>
+                <w:webHidden/>
+              </w:rPr>
+              <w:fldChar w:fldCharType="end"/>
+            </w:r>
+          </w:hyperlink>
+        </w:p>
+        <w:p>
+          <w:pPr>
+            <w:pStyle w:val="TOC1"/>
+            <w:tabs>
+              <w:tab w:val="right" w:leader="dot" w:pos="9016"/>
+            </w:tabs>
+            <w:rPr>
+              <w:rFonts w:asciiTheme="minorHAnsi" w:eastAsiaTheme="minorEastAsia" w:hAnsiTheme="minorHAnsi"/>
+              <w:noProof/>
+              <w:lang w:eastAsia="en-ZA"/>
+            </w:rPr>
+          </w:pPr>
+          <w:hyperlink w:anchor="_Toc241632040" w:history="1">
+            <w:r>
+              <w:rPr>
+                <w:rStyle w:val="Hyperlink"/>
+                <w:noProof/>
+                <w:lang w:val="en-US"/>
+              </w:rPr>
+              <w:t>Challenges and solutions</w:t>
+            </w:r>
+            <w:r>
+              <w:rPr>
+                <w:noProof/>
+                <w:webHidden/>
+              </w:rPr>
+              <w:tab/>
+            </w:r>
+            <w:r>
+              <w:rPr>
+                <w:noProof/>
+                <w:webHidden/>
+              </w:rPr>
+              <w:fldChar w:fldCharType="begin"/>
+            </w:r>
+            <w:r>
+              <w:rPr>
+                <w:noProof/>
+                <w:webHidden/>
+              </w:rPr>
+              <w:instrText xml:space="preserve"> PAGEREF _Toc241632040 \h </w:instrText>
+            </w:r>
+            <w:r>
+              <w:rPr>
+                <w:noProof/>
+                <w:webHidden/>
+              </w:rPr>
+            </w:r>
+            <w:r>
+              <w:rPr>
+                <w:noProof/>
+                <w:webHidden/>
+              </w:rPr>
+              <w:fldChar w:fldCharType="separate"/>
+            </w:r>
+            <w:r>
+              <w:rPr>
+                <w:noProof/>
+                <w:webHidden/>
+              </w:rPr>
+              <w:t>10</w:t>
+            </w:r>
+            <w:r>
+              <w:rPr>
+                <w:noProof/>
+                <w:webHidden/>
+              </w:rPr>
+              <w:fldChar w:fldCharType="end"/>
+            </w:r>
+          </w:hyperlink>
+        </w:p>
+        <w:p>
+          <w:pPr>
+            <w:pStyle w:val="TOC1"/>
+            <w:tabs>
+              <w:tab w:val="right" w:leader="dot" w:pos="9016"/>
+            </w:tabs>
+            <w:rPr>
+              <w:rFonts w:asciiTheme="minorHAnsi" w:eastAsiaTheme="minorEastAsia" w:hAnsiTheme="minorHAnsi"/>
+              <w:noProof/>
+              <w:lang w:eastAsia="en-ZA"/>
+            </w:rPr>
+          </w:pPr>
+          <w:hyperlink w:anchor="_Toc241632041" w:history="1">
+            <w:r>
+              <w:rPr>
+                <w:rStyle w:val="Hyperlink"/>
+                <w:noProof/>
+                <w:lang w:val="en-US"/>
+              </w:rPr>
+              <w:t>Conclusion and reflection</w:t>
+            </w:r>
+            <w:r>
+              <w:rPr>
+                <w:noProof/>
+                <w:webHidden/>
+              </w:rPr>
+              <w:tab/>
+            </w:r>
+            <w:r>
+              <w:rPr>
+                <w:noProof/>
+                <w:webHidden/>
+              </w:rPr>
+              <w:fldChar w:fldCharType="begin"/>
+            </w:r>
+            <w:r>
+              <w:rPr>
+                <w:noProof/>
+                <w:webHidden/>
+              </w:rPr>
+              <w:instrText xml:space="preserve"> PAGEREF _Toc241632041 \h </w:instrText>
+            </w:r>
+            <w:r>
+              <w:rPr>
+                <w:noProof/>
+                <w:webHidden/>
+              </w:rPr>
+            </w:r>
+            <w:r>
+              <w:rPr>
+                <w:noProof/>
+                <w:webHidden/>
+              </w:rPr>
+              <w:fldChar w:fldCharType="separate"/>
+            </w:r>
+            <w:r>
+              <w:rPr>
+                <w:noProof/>
+                <w:webHidden/>
+              </w:rPr>
+              <w:t>10</w:t>
+            </w:r>
+            <w:r>
+              <w:rPr>
+                <w:noProof/>
+                <w:webHidden/>
+              </w:rPr>
+              <w:fldChar w:fldCharType="end"/>
+            </w:r>
+          </w:hyperlink>
+        </w:p>
+        <w:p>
+          <w:pPr>
+            <w:pStyle w:val="TOC1"/>
+            <w:tabs>
+              <w:tab w:val="right" w:leader="dot" w:pos="9016"/>
+            </w:tabs>
+            <w:rPr>
+              <w:rFonts w:asciiTheme="minorHAnsi" w:eastAsiaTheme="minorEastAsia" w:hAnsiTheme="minorHAnsi"/>
+              <w:noProof/>
+              <w:lang w:eastAsia="en-ZA"/>
+            </w:rPr>
+          </w:pPr>
+          <w:hyperlink w:anchor="_Toc241632042" w:history="1">
+            <w:r>
+              <w:rPr>
+                <w:rStyle w:val="Hyperlink"/>
+                <w:noProof/>
+              </w:rPr>
+              <w:t>References</w:t>
+            </w:r>
+            <w:r>
+              <w:rPr>
+                <w:noProof/>
+                <w:webHidden/>
+              </w:rPr>
+              <w:tab/>
+            </w:r>
+            <w:r>
+              <w:rPr>
+                <w:noProof/>
+                <w:webHidden/>
+              </w:rPr>
+              <w:fldChar w:fldCharType="begin"/>
+            </w:r>
+            <w:r>
+              <w:rPr>
+                <w:noProof/>
+                <w:webHidden/>
+              </w:rPr>
+              <w:instrText xml:space="preserve"> PAGEREF _Toc241632042 \h </w:instrText>
+            </w:r>
+            <w:r>
+              <w:rPr>
+                <w:noProof/>
+                <w:webHidden/>
+              </w:rPr>
+            </w:r>
+            <w:r>
+              <w:rPr>
+                <w:noProof/>
+                <w:webHidden/>
+              </w:rPr>
+              <w:fldChar w:fldCharType="separate"/>
+            </w:r>
+            <w:r>
+              <w:rPr>
+                <w:noProof/>
+                <w:webHidden/>
+              </w:rPr>
+              <w:t>10</w:t>
+            </w:r>
+            <w:r>
+              <w:rPr>
+                <w:noProof/>
+                <w:webHidden/>
+              </w:rPr>
+              <w:fldChar w:fldCharType="end"/>
+            </w:r>
+          </w:hyperlink>
+        </w:p>
+        <w:p>
+          <w:r>
+            <w:rPr>
+              <w:b/>
+              <w:bCs/>
+              <w:noProof/>
+            </w:rPr>
+            <w:fldChar w:fldCharType="end"/>
+          </w:r>
+        </w:p>
+      </w:sdtContent>
+    </w:sdt>
+    <w:p>
+      <w:pPr>
+        <w:rPr>
+          <w:lang w:val="en-US"/>
+        </w:rPr>
+      </w:pPr>
+    </w:p>
+    <w:p>
+      <w:pPr>
+        <w:pStyle w:val="Heading1"/>
+        <w:rPr>
+          <w:lang w:val="en-US"/>
+        </w:rPr>
+      </w:pPr>
+      <w:bookmarkStart w:id="1" w:name="_Toc241632036"/>
+      <w:r>
+        <w:rPr>
+          <w:lang w:val="en-US"/>
+        </w:rPr>
+        <w:t>Introduction</w:t>
+      </w:r>
+      <w:bookmarkEnd w:id="1"/>
+    </w:p>
+    <w:p>
+      <w:pPr>
+        <w:rPr>
+          <w:lang w:val="en-US"/>
+        </w:rPr>
+      </w:pPr>
+      <w:r>
+        <w:rPr>
+          <w:lang w:val="en-US"/>
+        </w:rPr>
+        <w:t>This app is designed to reduce the amount of ingredients that are wasted. These ingredients are wasted b</w:t>
+      </w:r>
+      <w:r>
+        <w:rPr>
+          <w:lang w:val="en-US"/>
+        </w:rPr>
+        <w:t xml:space="preserve">ecause people cannot find recipes that use the ingredients or because the ingredients expire without them knowing. Most people </w:t>
+      </w:r>
+      <w:proofErr w:type="gramStart"/>
+      <w:r>
+        <w:rPr>
+          <w:lang w:val="en-US"/>
+        </w:rPr>
+        <w:t>have to</w:t>
+      </w:r>
+      <w:proofErr w:type="gramEnd"/>
+      <w:r>
+        <w:rPr>
+          <w:lang w:val="en-US"/>
+        </w:rPr>
+        <w:t xml:space="preserve"> find a recipe and then purchase the items that they don’t have. This app allows users to use ingredients that they already </w:t>
+      </w:r>
+      <w:proofErr w:type="gramStart"/>
+      <w:r>
+        <w:rPr>
+          <w:lang w:val="en-US"/>
+        </w:rPr>
+        <w:t>have to</w:t>
+      </w:r>
+      <w:proofErr w:type="gramEnd"/>
+      <w:r>
+        <w:rPr>
+          <w:lang w:val="en-US"/>
+        </w:rPr>
+        <w:t xml:space="preserve"> make meals. It only displays meals that strictly match the ingredients that they already have. This app also helps keep track of when ingredients are expiring and allows users to enable notifications if an item is expiring soon. This app can be used for anyone who likes to make meals but </w:t>
+      </w:r>
+      <w:proofErr w:type="gramStart"/>
+      <w:r>
+        <w:rPr>
+          <w:lang w:val="en-US"/>
+        </w:rPr>
+        <w:t>do</w:t>
+      </w:r>
+      <w:proofErr w:type="gramEnd"/>
+      <w:r>
+        <w:rPr>
+          <w:lang w:val="en-US"/>
+        </w:rPr>
+        <w:t xml:space="preserve"> not have a lot of ingredients in their home. It simply allows the users to insert the ingredients that they have, and a recipe is provided.</w:t>
+      </w:r>
+      <w:r>
+        <w:rPr>
+          <w:lang w:val="en-US"/>
+        </w:rPr>
+        <w:t xml:space="preserve"> The link below is the </w:t>
+      </w:r>
+      <w:proofErr w:type="spellStart"/>
+      <w:r>
+        <w:rPr>
+          <w:lang w:val="en-US"/>
+        </w:rPr>
+        <w:t>github</w:t>
+      </w:r>
+      <w:proofErr w:type="spellEnd"/>
+      <w:r>
+        <w:rPr>
+          <w:lang w:val="en-US"/>
+        </w:rPr>
+        <w:t xml:space="preserve"> repository.</w:t>
+      </w:r>
+    </w:p>
+    <w:p>
+      <w:pPr>
+        <w:rPr>
+          <w:lang w:val="en-US"/>
+        </w:rPr>
+      </w:pPr>
+      <w:r>
+        <w:fldChar w:fldCharType="begin"/>
+      </w:r>
+      <w:r>
+        <w:instrText>HYPERLINK "https://github.com/Divya-Kirthi-Ramdhaney/Smart-Pantry-Manager"</w:instrText>
+      </w:r>
+      <w:r>
+        <w:fldChar w:fldCharType="separate"/>
+      </w:r>
+      <w:r>
+        <w:rPr>
+          <w:rStyle w:val="Hyperlink"/>
+        </w:rPr>
+        <w:t>Divya-Kirthi-Ramdhaney/Smart-Pantry-Manager: The Smart Pantry Manager helps a user reduce food waste by tracking the ingredients they actually have at home (their "pantry") and suggesting recipes they can cook using strictly those leftover ingredients - no shopping trip required, and no recipe suggested unless the user genuinely already has everything it needs.</w:t>
+      </w:r>
+      <w:r>
+        <w:rPr>
+          <w:lang w:val="en-US"/>
+        </w:rPr>
+        <w:fldChar w:fldCharType="end"/>
+      </w:r>
+    </w:p>
+    <w:p>
+      <w:pPr>
+        <w:rPr>
+          <w:lang w:val="en-US"/>
+        </w:rPr>
+      </w:pPr>
+    </w:p>
+    <w:p>
+      <w:pPr>
+        <w:pStyle w:val="Heading1"/>
+        <w:rPr>
+          <w:lang w:val="en-US"/>
+        </w:rPr>
+      </w:pPr>
+      <w:bookmarkStart w:id="2" w:name="_Toc241632037"/>
+      <w:r>
+        <w:rPr>
+          <w:lang w:val="en-US"/>
+        </w:rPr>
+        <w:t>System design</w:t>
+      </w:r>
+      <w:bookmarkEnd w:id="2"/>
+    </w:p>
+    <w:p>
+      <w:pPr>
+        <w:rPr>
+          <w:lang w:val="en-US"/>
+        </w:rPr>
+      </w:pPr>
+    </w:p>
+    <w:p>
+      <w:pPr>
+        <w:rPr>
+          <w:lang w:val="en-US"/>
+        </w:rPr>
+      </w:pPr>
+      <w:r>
+        <w:rPr>
+          <w:noProof/>
+          <w:lang w:val="en-US"/>
+        </w:rPr>
+        <w:lastRenderedPageBreak/>
+        <w:drawing>
+          <wp:inline distT="0" distB="0" distL="0" distR="0" wp14:anchorId="3122FFDC" wp14:editId="4724229D">
+            <wp:extent cx="5539740" cy="3048000"/>
+            <wp:effectExtent l="0" t="0" r="3810" b="0"/>
+            <wp:docPr id="482521939" name="Picture 1"/>
+            <wp:cNvGraphicFramePr>
+              <a:graphicFrameLocks xmlns:a="http://schemas.openxmlformats.org/drawingml/2006/main" noChangeAspect="1"/>
+            </wp:cNvGraphicFramePr>
+            <a:graphic xmlns:a="http://schemas.openxmlformats.org/drawingml/2006/main">
+              <a:graphicData uri="http://schemas.openxmlformats.org/drawingml/2006/picture">
+                <pic:pic xmlns:pic="http://schemas.openxmlformats.org/drawingml/2006/picture">
+                  <pic:nvPicPr>
+                    <pic:cNvPr id="482521939" name="Picture 482521939"/>
+                    <pic:cNvPicPr/>
+                  </pic:nvPicPr>
+                  <pic:blipFill>
+                    <a:blip r:embed="rId8">
+                      <a:extLst>
+                        <a:ext uri="{28A0092B-C50C-407E-A947-70E740481C1C}">
+                          <a14:useLocalDpi xmlns:a14="http://schemas.microsoft.com/office/drawing/2010/main" val="0"/>
+                        </a:ext>
+                      </a:extLst>
+                    </a:blip>
+                    <a:stretch>
+                      <a:fillRect/>
+                    </a:stretch>
+                  </pic:blipFill>
+                  <pic:spPr>
+                    <a:xfrm>
+                      <a:off x="0" y="0"/>
+                      <a:ext cx="5539740" cy="3048000"/>
+                    </a:xfrm>
+                    <a:prstGeom prst="rect">
+                      <a:avLst/>
+                    </a:prstGeom>
+                  </pic:spPr>
+                </pic:pic>
+              </a:graphicData>
+            </a:graphic>
+          </wp:inline>
+        </w:drawing>
+      </w:r>
+    </w:p>
+    <w:p>
+      <w:pPr>
+        <w:rPr>
+          <w:lang w:val="en-US"/>
+        </w:rPr>
+      </w:pPr>
+    </w:p>
+    <w:p>
+      <w:pPr>
+        <w:rPr>
+          <w:lang w:val="en-US"/>
+        </w:rPr>
+      </w:pPr>
+    </w:p>
+    <w:p>
+      <w:pPr>
+        <w:rPr>
+          <w:lang w:val="en-US"/>
+        </w:rPr>
+      </w:pPr>
+      <w:r>
+        <w:rPr>
+          <w:noProof/>
+          <w:lang w:val="en-US"/>
+        </w:rPr>
+        <w:drawing>
+          <wp:inline distT="0" distB="0" distL="0" distR="0" wp14:anchorId="566CBE65" wp14:editId="1F87ED83">
+            <wp:extent cx="5731510" cy="1503045"/>
+            <wp:effectExtent l="0" t="0" r="2540" b="1905"/>
+            <wp:docPr id="1933294644" name="Picture 2"/>
+            <wp:cNvGraphicFramePr>
+              <a:graphicFrameLocks xmlns:a="http://schemas.openxmlformats.org/drawingml/2006/main" noChangeAspect="1"/>
+            </wp:cNvGraphicFramePr>
+            <a:graphic xmlns:a="http://schemas.openxmlformats.org/drawingml/2006/main">
+              <a:graphicData uri="http://schemas.openxmlformats.org/drawingml/2006/picture">
+                <pic:pic xmlns:pic="http://schemas.openxmlformats.org/drawingml/2006/picture">
+                  <pic:nvPicPr>
+                    <pic:cNvPr id="1933294644" name="Picture 1933294644"/>
+                    <pic:cNvPicPr/>
+                  </pic:nvPicPr>
+                  <pic:blipFill>
+                    <a:blip r:embed="rId9">
+                      <a:extLst>
+                        <a:ext uri="{28A0092B-C50C-407E-A947-70E740481C1C}">
+                          <a14:useLocalDpi xmlns:a14="http://schemas.microsoft.com/office/drawing/2010/main" val="0"/>
+                        </a:ext>
+                      </a:extLst>
+                    </a:blip>
+                    <a:stretch>
+                      <a:fillRect/>
+                    </a:stretch>
+                  </pic:blipFill>
+                  <pic:spPr>
+                    <a:xfrm>
+                      <a:off x="0" y="0"/>
+                      <a:ext cx="5731510" cy="1503045"/>
+                    </a:xfrm>
+                    <a:prstGeom prst="rect">
+                      <a:avLst/>
+                    </a:prstGeom>
+                  </pic:spPr>
+                </pic:pic>
+              </a:graphicData>
+            </a:graphic>
+          </wp:inline>
+        </w:drawing>
+      </w:r>
+    </w:p>
+    <w:p>
+      <w:pPr>
+        <w:rPr>
+          <w:lang w:val="en-US"/>
+        </w:rPr>
+      </w:pPr>
+    </w:p>
+    <w:p>
+      <w:pPr>
+        <w:rPr>
+          <w:lang w:val="en-US"/>
+        </w:rPr>
+      </w:pPr>
+    </w:p>
+    <w:p>
+      <w:pPr>
+        <w:rPr>
+          <w:lang w:val="en-US"/>
+        </w:rPr>
+      </w:pPr>
+    </w:p>
+    <w:p>
+      <w:pPr>
+        <w:rPr>
+          <w:lang w:val="en-US"/>
+        </w:rPr>
+      </w:pPr>
+      <w:r>
+        <w:rPr>
+          <w:lang w:val="en-US"/>
+        </w:rPr>
+        <w:t>SQLite was chosen as a database because it does not require a third-party app or cloud platform to store data. It runs locally, which is simple and convenient for a single user. It is also simple to use with Java and android studio.</w:t>
+      </w:r>
+      <w:sdt>
+        <w:sdtPr>
+          <w:rPr>
+            <w:lang w:val="en-US"/>
+          </w:rPr>
+          <w:id w:val="-1660680388"/>
+          <w:citation/>
+        </w:sdtPr>
+        <w:sdtContent>
+          <w:r>
+            <w:rPr>
+              <w:lang w:val="en-US"/>
+            </w:rPr>
+            <w:fldChar w:fldCharType="begin"/>
+          </w:r>
+          <w:r>
+            <w:rPr>
+              <w:lang w:val="en-US"/>
+            </w:rPr>
+            <w:instrText xml:space="preserve"> CITATION Far25 \l 1033 </w:instrText>
+          </w:r>
+          <w:r>
+            <w:rPr>
+              <w:lang w:val="en-US"/>
+            </w:rPr>
+            <w:fldChar w:fldCharType="separate"/>
+          </w:r>
+          <w:r>
+            <w:rPr>
+              <w:noProof/>
+              <w:lang w:val="en-US"/>
+            </w:rPr>
+            <w:t xml:space="preserve"> </w:t>
+          </w:r>
+          <w:r>
+            <w:rPr>
+              <w:noProof/>
+              <w:lang w:val="en-US"/>
+            </w:rPr>
+            <w:t>(Klie, 2025)</w:t>
+          </w:r>
+          <w:r>
+            <w:rPr>
+              <w:lang w:val="en-US"/>
+            </w:rPr>
+            <w:fldChar w:fldCharType="end"/>
+          </w:r>
+        </w:sdtContent>
+      </w:sdt>
+    </w:p>
+    <w:p>
+      <w:pPr>
+        <w:pStyle w:val="Heading1"/>
+        <w:rPr>
+          <w:lang w:val="en-US"/>
+        </w:rPr>
+      </w:pPr>
+      <w:bookmarkStart w:id="3" w:name="_Toc241632038"/>
+      <w:r>
+        <w:rPr>
+          <w:lang w:val="en-US"/>
+        </w:rPr>
+        <w:lastRenderedPageBreak/>
+        <w:t>Screenshots of outputs</w:t>
+      </w:r>
+      <w:bookmarkEnd w:id="3"/>
+    </w:p>
+    <w:p>
+      <w:pPr>
+        <w:rPr>
+          <w:lang w:val="en-US"/>
+        </w:rPr>
+      </w:pPr>
+      <w:r>
+        <w:rPr>
+          <w:noProof/>
+          <w:lang w:val="en-US"/>
+        </w:rPr>
+        <w:drawing>
+          <wp:inline distT="0" distB="0" distL="0" distR="0" wp14:anchorId="15A7498E" wp14:editId="5478E3A3">
+            <wp:extent cx="3162574" cy="6111770"/>
+            <wp:effectExtent l="0" t="0" r="0" b="3810"/>
+            <wp:docPr id="1740251405" name="Picture 3"/>
+            <wp:cNvGraphicFramePr>
+              <a:graphicFrameLocks xmlns:a="http://schemas.openxmlformats.org/drawingml/2006/main" noChangeAspect="1"/>
+            </wp:cNvGraphicFramePr>
+            <a:graphic xmlns:a="http://schemas.openxmlformats.org/drawingml/2006/main">
+              <a:graphicData uri="http://schemas.openxmlformats.org/drawingml/2006/picture">
+                <pic:pic xmlns:pic="http://schemas.openxmlformats.org/drawingml/2006/picture">
+                  <pic:nvPicPr>
+                    <pic:cNvPr id="1740251405" name="Picture 1740251405"/>
+                    <pic:cNvPicPr/>
+                  </pic:nvPicPr>
+                  <pic:blipFill>
+                    <a:blip r:embed="rId10">
+                      <a:extLst>
+                        <a:ext uri="{28A0092B-C50C-407E-A947-70E740481C1C}">
+                          <a14:useLocalDpi xmlns:a14="http://schemas.microsoft.com/office/drawing/2010/main" val="0"/>
+                        </a:ext>
+                      </a:extLst>
+                    </a:blip>
+                    <a:stretch>
+                      <a:fillRect/>
+                    </a:stretch>
+                  </pic:blipFill>
+                  <pic:spPr>
+                    <a:xfrm>
+                      <a:off x="0" y="0"/>
+                      <a:ext cx="3162574" cy="6111770"/>
+                    </a:xfrm>
+                    <a:prstGeom prst="rect">
+                      <a:avLst/>
+                    </a:prstGeom>
+                  </pic:spPr>
+                </pic:pic>
+              </a:graphicData>
+            </a:graphic>
+          </wp:inline>
+        </w:drawing>
+      </w:r>
+    </w:p>
+    <w:p>
+      <w:pPr>
+        <w:rPr>
+          <w:lang w:val="en-US"/>
+        </w:rPr>
+      </w:pPr>
+      <w:r>
+        <w:rPr>
+          <w:lang w:val="en-US"/>
+        </w:rPr>
+        <w:t>This is the screen when the app is opened. It shows a list of the ingredients available.</w:t>
+      </w:r>
+      <w:r>
+        <w:rPr>
+          <w:lang w:val="en-US"/>
+        </w:rPr>
+        <w:t xml:space="preserve"> The user has an option to add, edit or delete ingredients.</w:t>
+      </w:r>
+    </w:p>
+    <w:p>
+      <w:pPr>
+        <w:rPr>
+          <w:lang w:val="en-US"/>
+        </w:rPr>
+      </w:pPr>
+    </w:p>
+    <w:p>
+      <w:pPr>
+        <w:rPr>
+          <w:lang w:val="en-US"/>
+        </w:rPr>
+      </w:pPr>
+    </w:p>
+    <w:p>
+      <w:pPr>
+        <w:rPr>
+          <w:lang w:val="en-US"/>
+        </w:rPr>
+      </w:pPr>
+    </w:p>
+    <w:p>
+      <w:pPr>
+        <w:rPr>
+          <w:lang w:val="en-US"/>
+        </w:rPr>
+      </w:pPr>
+      <w:r>
+        <w:rPr>
+          <w:noProof/>
+          <w:lang w:val="en-US"/>
+        </w:rPr>
+        <w:lastRenderedPageBreak/>
+        <w:drawing>
+          <wp:inline distT="0" distB="0" distL="0" distR="0" wp14:anchorId="71621611" wp14:editId="532552E4">
+            <wp:extent cx="2834886" cy="5989839"/>
+            <wp:effectExtent l="0" t="0" r="3810" b="0"/>
+            <wp:docPr id="1425244540" name="Picture 4"/>
+            <wp:cNvGraphicFramePr>
+              <a:graphicFrameLocks xmlns:a="http://schemas.openxmlformats.org/drawingml/2006/main" noChangeAspect="1"/>
+            </wp:cNvGraphicFramePr>
+            <a:graphic xmlns:a="http://schemas.openxmlformats.org/drawingml/2006/main">
+              <a:graphicData uri="http://schemas.openxmlformats.org/drawingml/2006/picture">
+                <pic:pic xmlns:pic="http://schemas.openxmlformats.org/drawingml/2006/picture">
+                  <pic:nvPicPr>
+                    <pic:cNvPr id="1425244540" name="Picture 1425244540"/>
+                    <pic:cNvPicPr/>
+                  </pic:nvPicPr>
+                  <pic:blipFill>
+                    <a:blip r:embed="rId11">
+                      <a:extLst>
+                        <a:ext uri="{28A0092B-C50C-407E-A947-70E740481C1C}">
+                          <a14:useLocalDpi xmlns:a14="http://schemas.microsoft.com/office/drawing/2010/main" val="0"/>
+                        </a:ext>
+                      </a:extLst>
+                    </a:blip>
+                    <a:stretch>
+                      <a:fillRect/>
+                    </a:stretch>
+                  </pic:blipFill>
+                  <pic:spPr>
+                    <a:xfrm>
+                      <a:off x="0" y="0"/>
+                      <a:ext cx="2834886" cy="5989839"/>
+                    </a:xfrm>
+                    <a:prstGeom prst="rect">
+                      <a:avLst/>
+                    </a:prstGeom>
+                  </pic:spPr>
+                </pic:pic>
+              </a:graphicData>
+            </a:graphic>
+          </wp:inline>
+        </w:drawing>
+      </w:r>
+    </w:p>
+    <w:p>
+      <w:pPr>
+        <w:rPr>
+          <w:lang w:val="en-US"/>
+        </w:rPr>
+      </w:pPr>
+      <w:r>
+        <w:rPr>
+          <w:lang w:val="en-US"/>
+        </w:rPr>
+        <w:t>This is the screen where a user wants to add or edit an item.</w:t>
+      </w:r>
+    </w:p>
+    <w:p>
+      <w:pPr>
+        <w:rPr>
+          <w:lang w:val="en-US"/>
+        </w:rPr>
+      </w:pPr>
+    </w:p>
+    <w:p>
+      <w:pPr>
+        <w:rPr>
+          <w:lang w:val="en-US"/>
+        </w:rPr>
+      </w:pPr>
+    </w:p>
+    <w:p>
+      <w:pPr>
+        <w:rPr>
+          <w:lang w:val="en-US"/>
+        </w:rPr>
+      </w:pPr>
+    </w:p>
+    <w:p>
+      <w:pPr>
+        <w:rPr>
+          <w:lang w:val="en-US"/>
+        </w:rPr>
+      </w:pPr>
+      <w:r>
+        <w:rPr>
+          <w:noProof/>
+          <w:lang w:val="en-US"/>
+        </w:rPr>
+        <w:lastRenderedPageBreak/>
+        <w:drawing>
+          <wp:inline distT="0" distB="0" distL="0" distR="0" wp14:anchorId="7B1302FD" wp14:editId="333CE3A9">
+            <wp:extent cx="2903472" cy="6058425"/>
+            <wp:effectExtent l="0" t="0" r="0" b="0"/>
+            <wp:docPr id="1257239045" name="Picture 5"/>
+            <wp:cNvGraphicFramePr>
+              <a:graphicFrameLocks xmlns:a="http://schemas.openxmlformats.org/drawingml/2006/main" noChangeAspect="1"/>
+            </wp:cNvGraphicFramePr>
+            <a:graphic xmlns:a="http://schemas.openxmlformats.org/drawingml/2006/main">
+              <a:graphicData uri="http://schemas.openxmlformats.org/drawingml/2006/picture">
+                <pic:pic xmlns:pic="http://schemas.openxmlformats.org/drawingml/2006/picture">
+                  <pic:nvPicPr>
+                    <pic:cNvPr id="1257239045" name="Picture 1257239045"/>
+                    <pic:cNvPicPr/>
+                  </pic:nvPicPr>
+                  <pic:blipFill>
+                    <a:blip r:embed="rId12">
+                      <a:extLst>
+                        <a:ext uri="{28A0092B-C50C-407E-A947-70E740481C1C}">
+                          <a14:useLocalDpi xmlns:a14="http://schemas.microsoft.com/office/drawing/2010/main" val="0"/>
+                        </a:ext>
+                      </a:extLst>
+                    </a:blip>
+                    <a:stretch>
+                      <a:fillRect/>
+                    </a:stretch>
+                  </pic:blipFill>
+                  <pic:spPr>
+                    <a:xfrm>
+                      <a:off x="0" y="0"/>
+                      <a:ext cx="2903472" cy="6058425"/>
+                    </a:xfrm>
+                    <a:prstGeom prst="rect">
+                      <a:avLst/>
+                    </a:prstGeom>
+                  </pic:spPr>
+                </pic:pic>
+              </a:graphicData>
+            </a:graphic>
+          </wp:inline>
+        </w:drawing>
+      </w:r>
+    </w:p>
+    <w:p>
+      <w:pPr>
+        <w:rPr>
+          <w:lang w:val="en-US"/>
+        </w:rPr>
+      </w:pPr>
+      <w:r>
+        <w:rPr>
+          <w:lang w:val="en-US"/>
+        </w:rPr>
+        <w:t>This screen shows a list of recipes that a user can use to make meals with the available ingredients that they have.</w:t>
+      </w:r>
+      <w:sdt>
+        <w:sdtPr>
+          <w:rPr>
+            <w:lang w:val="en-US"/>
+          </w:rPr>
+          <w:id w:val="422389208"/>
+          <w:citation/>
+        </w:sdtPr>
+        <w:sdtContent>
+          <w:r>
+            <w:rPr>
+              <w:lang w:val="en-US"/>
+            </w:rPr>
+            <w:fldChar w:fldCharType="begin"/>
+          </w:r>
+          <w:r>
+            <w:rPr>
+              <w:lang w:val="en-US"/>
+            </w:rPr>
+            <w:instrText xml:space="preserve"> CITATION Yum26 \l 1033 </w:instrText>
+          </w:r>
+          <w:r>
+            <w:rPr>
+              <w:lang w:val="en-US"/>
+            </w:rPr>
+            <w:fldChar w:fldCharType="separate"/>
+          </w:r>
+          <w:r>
+            <w:rPr>
+              <w:noProof/>
+              <w:lang w:val="en-US"/>
+            </w:rPr>
+            <w:t xml:space="preserve"> </w:t>
+          </w:r>
+          <w:r>
+            <w:rPr>
+              <w:noProof/>
+              <w:lang w:val="en-US"/>
+            </w:rPr>
+            <w:t>(Jawad, 2026)</w:t>
+          </w:r>
+          <w:r>
+            <w:rPr>
+              <w:lang w:val="en-US"/>
+            </w:rPr>
+            <w:fldChar w:fldCharType="end"/>
+          </w:r>
+        </w:sdtContent>
+      </w:sdt>
+    </w:p>
+    <w:p>
+      <w:pPr>
+        <w:rPr>
+          <w:lang w:val="en-US"/>
+        </w:rPr>
+      </w:pPr>
+    </w:p>
+    <w:p>
+      <w:pPr>
+        <w:rPr>
+          <w:lang w:val="en-US"/>
+        </w:rPr>
+      </w:pPr>
+      <w:r>
+        <w:rPr>
+          <w:noProof/>
+          <w:lang w:val="en-US"/>
+        </w:rPr>
+        <w:lastRenderedPageBreak/>
+        <w:drawing>
+          <wp:inline distT="0" distB="0" distL="0" distR="0" wp14:anchorId="61AF3166" wp14:editId="6A869112">
+            <wp:extent cx="2895851" cy="5997460"/>
+            <wp:effectExtent l="0" t="0" r="0" b="3810"/>
+            <wp:docPr id="737699491" name="Picture 6"/>
+            <wp:cNvGraphicFramePr>
+              <a:graphicFrameLocks xmlns:a="http://schemas.openxmlformats.org/drawingml/2006/main" noChangeAspect="1"/>
+            </wp:cNvGraphicFramePr>
+            <a:graphic xmlns:a="http://schemas.openxmlformats.org/drawingml/2006/main">
+              <a:graphicData uri="http://schemas.openxmlformats.org/drawingml/2006/picture">
+                <pic:pic xmlns:pic="http://schemas.openxmlformats.org/drawingml/2006/picture">
+                  <pic:nvPicPr>
+                    <pic:cNvPr id="737699491" name="Picture 737699491"/>
+                    <pic:cNvPicPr/>
+                  </pic:nvPicPr>
+                  <pic:blipFill>
+                    <a:blip r:embed="rId13">
+                      <a:extLst>
+                        <a:ext uri="{28A0092B-C50C-407E-A947-70E740481C1C}">
+                          <a14:useLocalDpi xmlns:a14="http://schemas.microsoft.com/office/drawing/2010/main" val="0"/>
+                        </a:ext>
+                      </a:extLst>
+                    </a:blip>
+                    <a:stretch>
+                      <a:fillRect/>
+                    </a:stretch>
+                  </pic:blipFill>
+                  <pic:spPr>
+                    <a:xfrm>
+                      <a:off x="0" y="0"/>
+                      <a:ext cx="2895851" cy="5997460"/>
+                    </a:xfrm>
+                    <a:prstGeom prst="rect">
+                      <a:avLst/>
+                    </a:prstGeom>
+                  </pic:spPr>
+                </pic:pic>
+              </a:graphicData>
+            </a:graphic>
+          </wp:inline>
+        </w:drawing>
+      </w:r>
+    </w:p>
+    <w:p>
+      <w:pPr>
+        <w:rPr>
+          <w:lang w:val="en-US"/>
+        </w:rPr>
+      </w:pPr>
+      <w:r>
+        <w:rPr>
+          <w:lang w:val="en-US"/>
+        </w:rPr>
+        <w:t>This screen shows the recipe, what ingredients are used and how to prepare the meal.</w:t>
+      </w:r>
+    </w:p>
+    <w:p>
+      <w:pPr>
+        <w:rPr>
+          <w:lang w:val="en-US"/>
+        </w:rPr>
+      </w:pPr>
+    </w:p>
+    <w:p>
+      <w:pPr>
+        <w:rPr>
+          <w:lang w:val="en-US"/>
+        </w:rPr>
+      </w:pPr>
+    </w:p>
+    <w:p>
+      <w:pPr>
+        <w:rPr>
+          <w:lang w:val="en-US"/>
+        </w:rPr>
+      </w:pPr>
+    </w:p>
+    <w:p>
+      <w:pPr>
+        <w:pStyle w:val="Heading1"/>
+        <w:rPr>
+          <w:lang w:val="en-US"/>
+        </w:rPr>
+      </w:pPr>
+      <w:bookmarkStart w:id="4" w:name="_Toc241632039"/>
+      <w:r>
+        <w:rPr>
+          <w:lang w:val="en-US"/>
+        </w:rPr>
+        <w:t>Key code snippets</w:t>
+      </w:r>
+      <w:bookmarkEnd w:id="4"/>
+    </w:p>
+    <w:p>
+      <w:pPr>
+        <w:rPr>
+          <w:lang w:val="en-US"/>
+        </w:rPr>
+      </w:pPr>
+    </w:p>
+    <w:p>
+      <w:pPr>
+        <w:rPr>
+          <w:lang w:val="en-US"/>
+        </w:rPr>
+      </w:pPr>
+      <w:r>
+        <w:rPr>
+          <w:noProof/>
+          <w:lang w:val="en-US"/>
+        </w:rPr>
+        <w:lastRenderedPageBreak/>
+        <w:drawing>
+          <wp:inline distT="0" distB="0" distL="0" distR="0" wp14:anchorId="00149F61" wp14:editId="0E23F3BA">
+            <wp:extent cx="5731510" cy="1878330"/>
+            <wp:effectExtent l="0" t="0" r="2540" b="7620"/>
+            <wp:docPr id="671134537" name="Picture 7"/>
+            <wp:cNvGraphicFramePr>
+              <a:graphicFrameLocks xmlns:a="http://schemas.openxmlformats.org/drawingml/2006/main" noChangeAspect="1"/>
+            </wp:cNvGraphicFramePr>
+            <a:graphic xmlns:a="http://schemas.openxmlformats.org/drawingml/2006/main">
+              <a:graphicData uri="http://schemas.openxmlformats.org/drawingml/2006/picture">
+                <pic:pic xmlns:pic="http://schemas.openxmlformats.org/drawingml/2006/picture">
+                  <pic:nvPicPr>
+                    <pic:cNvPr id="671134537" name="Picture 671134537"/>
+                    <pic:cNvPicPr/>
+                  </pic:nvPicPr>
+                  <pic:blipFill>
+                    <a:blip r:embed="rId14">
+                      <a:extLst>
+                        <a:ext uri="{28A0092B-C50C-407E-A947-70E740481C1C}">
+                          <a14:useLocalDpi xmlns:a14="http://schemas.microsoft.com/office/drawing/2010/main" val="0"/>
+                        </a:ext>
+                      </a:extLst>
+                    </a:blip>
+                    <a:stretch>
+                      <a:fillRect/>
+                    </a:stretch>
+                  </pic:blipFill>
+                  <pic:spPr>
+                    <a:xfrm>
+                      <a:off x="0" y="0"/>
+                      <a:ext cx="5731510" cy="1878330"/>
+                    </a:xfrm>
+                    <a:prstGeom prst="rect">
+                      <a:avLst/>
+                    </a:prstGeom>
+                  </pic:spPr>
+                </pic:pic>
+              </a:graphicData>
+            </a:graphic>
+          </wp:inline>
+        </w:drawing>
+      </w:r>
+    </w:p>
+    <w:p>
+      <w:pPr>
+        <w:rPr>
+          <w:lang w:val="en-US"/>
+        </w:rPr>
+      </w:pPr>
+      <w:r>
+        <w:rPr>
+          <w:lang w:val="en-US"/>
+        </w:rPr>
+        <w:t>This checks that the ingredients match the recipes exactly. If an ingredient that is in the recipe but not in the ingredients list, then it will return false.</w:t>
+      </w:r>
+    </w:p>
+    <w:p>
+      <w:pPr>
+        <w:rPr>
+          <w:lang w:val="en-US"/>
+        </w:rPr>
+      </w:pPr>
+    </w:p>
+    <w:p>
+      <w:pPr>
+        <w:rPr>
+          <w:lang w:val="en-US"/>
+        </w:rPr>
+      </w:pPr>
+      <w:r>
+        <w:rPr>
+          <w:noProof/>
+          <w:lang w:val="en-US"/>
+        </w:rPr>
+        <w:drawing>
+          <wp:inline distT="0" distB="0" distL="0" distR="0" wp14:anchorId="04AC31E4" wp14:editId="64156082">
+            <wp:extent cx="5731510" cy="2489200"/>
+            <wp:effectExtent l="0" t="0" r="2540" b="6350"/>
+            <wp:docPr id="1497686361" name="Picture 8"/>
+            <wp:cNvGraphicFramePr>
+              <a:graphicFrameLocks xmlns:a="http://schemas.openxmlformats.org/drawingml/2006/main" noChangeAspect="1"/>
+            </wp:cNvGraphicFramePr>
+            <a:graphic xmlns:a="http://schemas.openxmlformats.org/drawingml/2006/main">
+              <a:graphicData uri="http://schemas.openxmlformats.org/drawingml/2006/picture">
+                <pic:pic xmlns:pic="http://schemas.openxmlformats.org/drawingml/2006/picture">
+                  <pic:nvPicPr>
+                    <pic:cNvPr id="1497686361" name="Picture 1497686361"/>
+                    <pic:cNvPicPr/>
+                  </pic:nvPicPr>
+                  <pic:blipFill>
+                    <a:blip r:embed="rId15">
+                      <a:extLst>
+                        <a:ext uri="{28A0092B-C50C-407E-A947-70E740481C1C}">
+                          <a14:useLocalDpi xmlns:a14="http://schemas.microsoft.com/office/drawing/2010/main" val="0"/>
+                        </a:ext>
+                      </a:extLst>
+                    </a:blip>
+                    <a:stretch>
+                      <a:fillRect/>
+                    </a:stretch>
+                  </pic:blipFill>
+                  <pic:spPr>
+                    <a:xfrm>
+                      <a:off x="0" y="0"/>
+                      <a:ext cx="5731510" cy="2489200"/>
+                    </a:xfrm>
+                    <a:prstGeom prst="rect">
+                      <a:avLst/>
+                    </a:prstGeom>
+                  </pic:spPr>
+                </pic:pic>
+              </a:graphicData>
+            </a:graphic>
+          </wp:inline>
+        </w:drawing>
+      </w:r>
+    </w:p>
+    <w:p>
+      <w:pPr>
+        <w:rPr>
+          <w:lang w:val="en-US"/>
+        </w:rPr>
+      </w:pPr>
+      <w:r>
+        <w:rPr>
+          <w:lang w:val="en-US"/>
+        </w:rPr>
+        <w:t xml:space="preserve">This ensures that when a user inputs an ingredient, it is normalized to lowercase, without </w:t>
+      </w:r>
+      <w:r>
+        <w:rPr>
+          <w:lang w:val="en-US"/>
+        </w:rPr>
+        <w:t>spaces,</w:t>
+      </w:r>
+      <w:r>
+        <w:rPr>
+          <w:lang w:val="en-US"/>
+        </w:rPr>
+        <w:t xml:space="preserve"> and plurals are removed.</w:t>
+      </w:r>
+    </w:p>
+    <w:p>
+      <w:pPr>
+        <w:rPr>
+          <w:lang w:val="en-US"/>
+        </w:rPr>
+      </w:pPr>
+    </w:p>
+    <w:p>
+      <w:pPr>
+        <w:rPr>
+          <w:lang w:val="en-US"/>
+        </w:rPr>
+      </w:pPr>
+      <w:r>
+        <w:rPr>
+          <w:noProof/>
+          <w:lang w:val="en-US"/>
+        </w:rPr>
+        <w:drawing>
+          <wp:inline distT="0" distB="0" distL="0" distR="0" wp14:anchorId="4CF43629" wp14:editId="7359C9C8">
+            <wp:extent cx="5731510" cy="2045335"/>
+            <wp:effectExtent l="0" t="0" r="2540" b="0"/>
+            <wp:docPr id="1810142922" name="Picture 9"/>
+            <wp:cNvGraphicFramePr>
+              <a:graphicFrameLocks xmlns:a="http://schemas.openxmlformats.org/drawingml/2006/main" noChangeAspect="1"/>
+            </wp:cNvGraphicFramePr>
+            <a:graphic xmlns:a="http://schemas.openxmlformats.org/drawingml/2006/main">
+              <a:graphicData uri="http://schemas.openxmlformats.org/drawingml/2006/picture">
+                <pic:pic xmlns:pic="http://schemas.openxmlformats.org/drawingml/2006/picture">
+                  <pic:nvPicPr>
+                    <pic:cNvPr id="1810142922" name="Picture 1810142922"/>
+                    <pic:cNvPicPr/>
+                  </pic:nvPicPr>
+                  <pic:blipFill>
+                    <a:blip r:embed="rId16" cstate="print">
+                      <a:extLst>
+                        <a:ext uri="{28A0092B-C50C-407E-A947-70E740481C1C}">
+                          <a14:useLocalDpi xmlns:a14="http://schemas.microsoft.com/office/drawing/2010/main" val="0"/>
+                        </a:ext>
+                      </a:extLst>
+                    </a:blip>
+                    <a:stretch>
+                      <a:fillRect/>
+                    </a:stretch>
+                  </pic:blipFill>
+                  <pic:spPr>
+                    <a:xfrm>
+                      <a:off x="0" y="0"/>
+                      <a:ext cx="5731510" cy="2045335"/>
+                    </a:xfrm>
+                    <a:prstGeom prst="rect">
+                      <a:avLst/>
+                    </a:prstGeom>
+                  </pic:spPr>
+                </pic:pic>
+              </a:graphicData>
+            </a:graphic>
+          </wp:inline>
+        </w:drawing>
+      </w:r>
+    </w:p>
+    <w:p>
+      <w:pPr>
+        <w:rPr>
+          <w:lang w:val="en-US"/>
+        </w:rPr>
+      </w:pPr>
+      <w:r>
+        <w:rPr>
+          <w:lang w:val="en-US"/>
+        </w:rPr>
+        <w:t>This piece of code allows for the database to be read one row at a time. It is important to close the cursor. It also ensures that the data remains after the app is closed and opened.</w:t>
+      </w:r>
+    </w:p>
+    <w:p>
+      <w:pPr>
+        <w:rPr>
+          <w:lang w:val="en-US"/>
+        </w:rPr>
+      </w:pPr>
+    </w:p>
+    <w:p>
+      <w:pPr>
+        <w:rPr>
+          <w:lang w:val="en-US"/>
+        </w:rPr>
+      </w:pPr>
+      <w:r>
+        <w:rPr>
+          <w:noProof/>
+          <w:lang w:val="en-US"/>
+        </w:rPr>
+        <w:drawing>
+          <wp:inline distT="0" distB="0" distL="0" distR="0" wp14:anchorId="72F34C16" wp14:editId="328507F8">
+            <wp:extent cx="5731510" cy="4372610"/>
+            <wp:effectExtent l="0" t="0" r="2540" b="8890"/>
+            <wp:docPr id="2136951720" name="Picture 10"/>
+            <wp:cNvGraphicFramePr>
+              <a:graphicFrameLocks xmlns:a="http://schemas.openxmlformats.org/drawingml/2006/main" noChangeAspect="1"/>
+            </wp:cNvGraphicFramePr>
+            <a:graphic xmlns:a="http://schemas.openxmlformats.org/drawingml/2006/main">
+              <a:graphicData uri="http://schemas.openxmlformats.org/drawingml/2006/picture">
+                <pic:pic xmlns:pic="http://schemas.openxmlformats.org/drawingml/2006/picture">
+                  <pic:nvPicPr>
+                    <pic:cNvPr id="2136951720" name="Picture 2136951720"/>
+                    <pic:cNvPicPr/>
+                  </pic:nvPicPr>
+                  <pic:blipFill>
+                    <a:blip r:embed="rId17">
+                      <a:extLst>
+                        <a:ext uri="{28A0092B-C50C-407E-A947-70E740481C1C}">
+                          <a14:useLocalDpi xmlns:a14="http://schemas.microsoft.com/office/drawing/2010/main" val="0"/>
+                        </a:ext>
+                      </a:extLst>
+                    </a:blip>
+                    <a:stretch>
+                      <a:fillRect/>
+                    </a:stretch>
+                  </pic:blipFill>
+                  <pic:spPr>
+                    <a:xfrm>
+                      <a:off x="0" y="0"/>
+                      <a:ext cx="5731510" cy="4372610"/>
+                    </a:xfrm>
+                    <a:prstGeom prst="rect">
+                      <a:avLst/>
+                    </a:prstGeom>
+                  </pic:spPr>
+                </pic:pic>
+              </a:graphicData>
+            </a:graphic>
+          </wp:inline>
+        </w:drawing>
+      </w:r>
+    </w:p>
+    <w:p>
+      <w:pPr>
+        <w:rPr>
+          <w:lang w:val="en-US"/>
+        </w:rPr>
+      </w:pPr>
+      <w:r>
+        <w:rPr>
+          <w:lang w:val="en-US"/>
+        </w:rPr>
+        <w:t xml:space="preserve">This is the validation portion of the app. It ensures that the items input </w:t>
+      </w:r>
+      <w:proofErr w:type="gramStart"/>
+      <w:r>
+        <w:rPr>
+          <w:lang w:val="en-US"/>
+        </w:rPr>
+        <w:t>to</w:t>
+      </w:r>
+      <w:proofErr w:type="gramEnd"/>
+      <w:r>
+        <w:rPr>
+          <w:lang w:val="en-US"/>
+        </w:rPr>
+        <w:t xml:space="preserve"> the database is accurate. It makes sure that a user inputs a quantity of the ingredient, and that it is a valid number being input.</w:t>
+      </w:r>
+    </w:p>
+    <w:p>
+      <w:pPr>
+        <w:rPr>
+          <w:lang w:val="en-US"/>
+        </w:rPr>
+      </w:pPr>
+    </w:p>
+    <w:p>
+      <w:pPr>
+        <w:rPr>
+          <w:lang w:val="en-US"/>
+        </w:rPr>
+      </w:pPr>
+      <w:r>
+        <w:rPr>
+          <w:noProof/>
+          <w:lang w:val="en-US"/>
+        </w:rPr>
+        <w:drawing>
+          <wp:inline distT="0" distB="0" distL="0" distR="0" wp14:anchorId="680EBF57" wp14:editId="3AA03B55">
+            <wp:extent cx="5731510" cy="2470785"/>
+            <wp:effectExtent l="0" t="0" r="2540" b="5715"/>
+            <wp:docPr id="1464287901" name="Picture 11"/>
+            <wp:cNvGraphicFramePr>
+              <a:graphicFrameLocks xmlns:a="http://schemas.openxmlformats.org/drawingml/2006/main" noChangeAspect="1"/>
+            </wp:cNvGraphicFramePr>
+            <a:graphic xmlns:a="http://schemas.openxmlformats.org/drawingml/2006/main">
+              <a:graphicData uri="http://schemas.openxmlformats.org/drawingml/2006/picture">
+                <pic:pic xmlns:pic="http://schemas.openxmlformats.org/drawingml/2006/picture">
+                  <pic:nvPicPr>
+                    <pic:cNvPr id="1464287901" name="Picture 1464287901"/>
+                    <pic:cNvPicPr/>
+                  </pic:nvPicPr>
+                  <pic:blipFill>
+                    <a:blip r:embed="rId18">
+                      <a:extLst>
+                        <a:ext uri="{28A0092B-C50C-407E-A947-70E740481C1C}">
+                          <a14:useLocalDpi xmlns:a14="http://schemas.microsoft.com/office/drawing/2010/main" val="0"/>
+                        </a:ext>
+                      </a:extLst>
+                    </a:blip>
+                    <a:stretch>
+                      <a:fillRect/>
+                    </a:stretch>
+                  </pic:blipFill>
+                  <pic:spPr>
+                    <a:xfrm>
+                      <a:off x="0" y="0"/>
+                      <a:ext cx="5731510" cy="2470785"/>
+                    </a:xfrm>
+                    <a:prstGeom prst="rect">
+                      <a:avLst/>
+                    </a:prstGeom>
+                  </pic:spPr>
+                </pic:pic>
+              </a:graphicData>
+            </a:graphic>
+          </wp:inline>
+        </w:drawing>
+      </w:r>
+    </w:p>
+    <w:p>
+      <w:pPr>
+        <w:rPr>
+          <w:lang w:val="en-US"/>
+        </w:rPr>
+      </w:pPr>
+      <w:r>
+        <w:rPr>
+          <w:lang w:val="en-US"/>
+        </w:rPr>
+        <w:t xml:space="preserve">This is the </w:t>
+      </w:r>
+      <w:proofErr w:type="spellStart"/>
+      <w:r>
+        <w:rPr>
+          <w:lang w:val="en-US"/>
+        </w:rPr>
+        <w:t>recyclerview</w:t>
+      </w:r>
+      <w:proofErr w:type="spellEnd"/>
+      <w:r>
+        <w:rPr>
+          <w:lang w:val="en-US"/>
+        </w:rPr>
+        <w:t xml:space="preserve"> </w:t>
+      </w:r>
+      <w:sdt>
+        <w:sdtPr>
+          <w:rPr>
+            <w:lang w:val="en-US"/>
+          </w:rPr>
+          <w:id w:val="806517527"/>
+          <w:citation/>
+        </w:sdtPr>
+        <w:sdtContent>
+          <w:r>
+            <w:rPr>
+              <w:lang w:val="en-US"/>
+            </w:rPr>
+            <w:fldChar w:fldCharType="begin"/>
+          </w:r>
+          <w:r>
+            <w:rPr>
+              <w:lang w:val="en-US"/>
+            </w:rPr>
+            <w:instrText xml:space="preserve"> CITATION Tri22 \l 1033 </w:instrText>
+          </w:r>
+          <w:r>
+            <w:rPr>
+              <w:lang w:val="en-US"/>
+            </w:rPr>
+            <w:fldChar w:fldCharType="separate"/>
+          </w:r>
+          <w:r>
+            <w:rPr>
+              <w:noProof/>
+              <w:lang w:val="en-US"/>
+            </w:rPr>
+            <w:t>(Elliott, 2022)</w:t>
+          </w:r>
+          <w:r>
+            <w:rPr>
+              <w:lang w:val="en-US"/>
+            </w:rPr>
+            <w:fldChar w:fldCharType="end"/>
+          </w:r>
+        </w:sdtContent>
+      </w:sdt>
+      <w:r>
+        <w:rPr>
+          <w:lang w:val="en-US"/>
+        </w:rPr>
+        <w:t xml:space="preserve"> that allows the user to scroll and view the list of items on screen.</w:t>
+      </w:r>
+    </w:p>
+    <w:p>
+      <w:pPr>
+        <w:rPr>
+          <w:lang w:val="en-US"/>
+        </w:rPr>
+      </w:pPr>
+    </w:p>
+    <w:p>
+      <w:pPr>
+        <w:pStyle w:val="Heading1"/>
+        <w:rPr>
+          <w:lang w:val="en-US"/>
+        </w:rPr>
+      </w:pPr>
+      <w:bookmarkStart w:id="5" w:name="_Toc241632040"/>
+      <w:r>
+        <w:rPr>
+          <w:lang w:val="en-US"/>
+        </w:rPr>
+        <w:t>Challenges and solutions</w:t>
+      </w:r>
+      <w:bookmarkEnd w:id="5"/>
+    </w:p>
+    <w:p>
+      <w:pPr>
+        <w:pStyle w:val="ListParagraph"/>
+        <w:numPr>
+          <w:ilvl w:val="0"/>
+          <w:numId w:val="1"/>
+        </w:numPr>
+        <w:rPr>
+          <w:lang w:val="en-US"/>
+        </w:rPr>
+      </w:pPr>
+      <w:r>
+        <w:rPr>
+          <w:lang w:val="en-US"/>
+        </w:rPr>
+        <w:t>I experienced issues with the app not installing on the emulator. I kept receiving an “Unknown error” error message. This was a result of the emulator not booting correctly</w:t>
+      </w:r>
+      <w:sdt>
+        <w:sdtPr>
+          <w:rPr>
+            <w:lang w:val="en-US"/>
+          </w:rPr>
+          <w:id w:val="-2111273545"/>
+          <w:citation/>
+        </w:sdtPr>
+        <w:sdtContent>
+          <w:r>
+            <w:rPr>
+              <w:lang w:val="en-US"/>
+            </w:rPr>
+            <w:fldChar w:fldCharType="begin"/>
+          </w:r>
+          <w:r>
+            <w:rPr>
+              <w:lang w:val="en-US"/>
+            </w:rPr>
+            <w:instrText xml:space="preserve"> CITATION Ano2416 \l 1033 </w:instrText>
+          </w:r>
+          <w:r>
+            <w:rPr>
+              <w:lang w:val="en-US"/>
+            </w:rPr>
+            <w:fldChar w:fldCharType="separate"/>
+          </w:r>
+          <w:r>
+            <w:rPr>
+              <w:noProof/>
+              <w:lang w:val="en-US"/>
+            </w:rPr>
+            <w:t xml:space="preserve"> </w:t>
+          </w:r>
+          <w:r>
+            <w:rPr>
+              <w:noProof/>
+              <w:lang w:val="en-US"/>
+            </w:rPr>
+            <w:t>(Anonymous, 2024)</w:t>
+          </w:r>
+          <w:r>
+            <w:rPr>
+              <w:lang w:val="en-US"/>
+            </w:rPr>
+            <w:fldChar w:fldCharType="end"/>
+          </w:r>
+        </w:sdtContent>
+      </w:sdt>
+      <w:r>
+        <w:rPr>
+          <w:lang w:val="en-US"/>
+        </w:rPr>
+        <w:t>. I completely uninstalled the emulator. Reinstalled it. And then I booted it and relaunched my app. It solved the issue.</w:t>
+      </w:r>
+    </w:p>
+    <w:p>
+      <w:pPr>
+        <w:pStyle w:val="ListParagraph"/>
+        <w:numPr>
+          <w:ilvl w:val="0"/>
+          <w:numId w:val="1"/>
+        </w:numPr>
+        <w:rPr>
+          <w:lang w:val="en-US"/>
+        </w:rPr>
+      </w:pPr>
+      <w:r>
+        <w:rPr>
+          <w:lang w:val="en-US"/>
+        </w:rPr>
+        <w:t>I had trouble setting up the navigation bar. I was missing a root tag. I added it and the problem was solved. There were similar issues with importing packages. Android studio helped me import the packages.</w:t>
+      </w:r>
+    </w:p>
+    <w:p>
+      <w:pPr>
+        <w:pStyle w:val="ListParagraph"/>
+        <w:numPr>
+          <w:ilvl w:val="0"/>
+          <w:numId w:val="1"/>
+        </w:numPr>
+        <w:rPr>
+          <w:lang w:val="en-US"/>
+        </w:rPr>
+      </w:pPr>
+      <w:r>
+        <w:rPr>
+          <w:lang w:val="en-US"/>
+        </w:rPr>
+        <w:t xml:space="preserve">I had trouble using </w:t>
+      </w:r>
+      <w:proofErr w:type="spellStart"/>
+      <w:r>
+        <w:rPr>
+          <w:lang w:val="en-US"/>
+        </w:rPr>
+        <w:t>github</w:t>
+      </w:r>
+      <w:proofErr w:type="spellEnd"/>
+      <w:r>
+        <w:rPr>
+          <w:lang w:val="en-US"/>
+        </w:rPr>
+        <w:t xml:space="preserve"> and creating branches to complete tasks</w:t>
+      </w:r>
+      <w:sdt>
+        <w:sdtPr>
+          <w:rPr>
+            <w:lang w:val="en-US"/>
+          </w:rPr>
+          <w:id w:val="-1511676846"/>
+          <w:citation/>
+        </w:sdtPr>
+        <w:sdtContent>
+          <w:r>
+            <w:rPr>
+              <w:lang w:val="en-US"/>
+            </w:rPr>
+            <w:fldChar w:fldCharType="begin"/>
+          </w:r>
+          <w:r>
+            <w:rPr>
+              <w:lang w:val="en-US"/>
+            </w:rPr>
+            <w:instrText xml:space="preserve"> CITATION Cod25 \l 1033 </w:instrText>
+          </w:r>
+          <w:r>
+            <w:rPr>
+              <w:lang w:val="en-US"/>
+            </w:rPr>
+            <w:fldChar w:fldCharType="separate"/>
+          </w:r>
+          <w:r>
+            <w:rPr>
+              <w:noProof/>
+              <w:lang w:val="en-US"/>
+            </w:rPr>
+            <w:t xml:space="preserve"> </w:t>
+          </w:r>
+          <w:r>
+            <w:rPr>
+              <w:noProof/>
+              <w:lang w:val="en-US"/>
+            </w:rPr>
+            <w:t>(CodeWithChris, 2025)</w:t>
+          </w:r>
+          <w:r>
+            <w:rPr>
+              <w:lang w:val="en-US"/>
+            </w:rPr>
+            <w:fldChar w:fldCharType="end"/>
+          </w:r>
+        </w:sdtContent>
+      </w:sdt>
+      <w:r>
+        <w:rPr>
+          <w:lang w:val="en-US"/>
+        </w:rPr>
+        <w:t xml:space="preserve">. It deleted all my </w:t>
+      </w:r>
+      <w:proofErr w:type="gramStart"/>
+      <w:r>
+        <w:rPr>
+          <w:lang w:val="en-US"/>
+        </w:rPr>
+        <w:t>progress</w:t>
+      </w:r>
+      <w:proofErr w:type="gramEnd"/>
+      <w:r>
+        <w:rPr>
+          <w:lang w:val="en-US"/>
+        </w:rPr>
+        <w:t xml:space="preserve"> so I had to use a previous version that was saved on the main branch in </w:t>
+      </w:r>
+      <w:proofErr w:type="spellStart"/>
+      <w:r>
+        <w:rPr>
+          <w:lang w:val="en-US"/>
+        </w:rPr>
+        <w:t>github</w:t>
+      </w:r>
+      <w:proofErr w:type="spellEnd"/>
+      <w:r>
+        <w:rPr>
+          <w:lang w:val="en-US"/>
+        </w:rPr>
+        <w:t xml:space="preserve"> to redo some parts of the project. This also created merge conflicts, which were resolved by deleting the branches and working on the main branch.</w:t>
+      </w:r>
+    </w:p>
+    <w:p>
+      <w:pPr>
+        <w:rPr>
+          <w:lang w:val="en-US"/>
+        </w:rPr>
+      </w:pPr>
+    </w:p>
+    <w:p>
+      <w:pPr>
+        <w:pStyle w:val="Heading1"/>
+        <w:rPr>
+          <w:lang w:val="en-US"/>
+        </w:rPr>
+      </w:pPr>
+      <w:bookmarkStart w:id="6" w:name="_Toc241632041"/>
+      <w:r>
+        <w:rPr>
+          <w:lang w:val="en-US"/>
+        </w:rPr>
+        <w:t>Conclusion and reflection</w:t>
+      </w:r>
+      <w:bookmarkEnd w:id="6"/>
+    </w:p>
+    <w:p>
+      <w:pPr>
+        <w:rPr>
+          <w:lang w:val="en-US"/>
+        </w:rPr>
+      </w:pPr>
+      <w:r>
+        <w:rPr>
+          <w:lang w:val="en-US"/>
+        </w:rPr>
+        <w:t xml:space="preserve">I learned how to use Android Studio as a first-time user. I learnt more about how databases connect within the app itself. I also learned about version control, best practices and why it is important to have code backed up. Some things that I would like to improve </w:t>
+      </w:r>
+      <w:proofErr w:type="gramStart"/>
+      <w:r>
+        <w:rPr>
+          <w:lang w:val="en-US"/>
+        </w:rPr>
+        <w:t>is</w:t>
+      </w:r>
+      <w:proofErr w:type="gramEnd"/>
+      <w:r>
+        <w:rPr>
+          <w:lang w:val="en-US"/>
+        </w:rPr>
+        <w:t xml:space="preserve"> adding the additional screen. I would allow users to add their own recipes. I would also want to add a more unform formatting so that recipes can be consistent, allowing for more resourceful use of ingredients.</w:t>
+      </w:r>
+    </w:p>
+    <w:p>
+      <w:pPr>
+        <w:rPr>
+          <w:lang w:val="en-US"/>
+        </w:rPr>
+      </w:pPr>
+    </w:p>
+    <w:bookmarkStart w:id="7" w:name="_Toc241632042" w:displacedByCustomXml="next"/>
+    <w:sdt>
+      <w:sdtPr>
+        <w:id w:val="-1321426202"/>
+        <w:docPartObj>
+          <w:docPartGallery w:val="Bibliographies"/>
+          <w:docPartUnique/>
+        </w:docPartObj>
+      </w:sdtPr>
+      <w:sdtEndPr>
+        <w:rPr>
+          <w:rFonts w:eastAsiaTheme="minorHAnsi" w:cstheme="minorBidi"/>
+          <w:b w:val="0"/>
+          <w:color w:val="auto"/>
+          <w:sz w:val="24"/>
+          <w:szCs w:val="24"/>
+        </w:rPr>
+      </w:sdtEndPr>
+      <w:sdtContent>
+        <w:p>
+          <w:pPr>
+            <w:pStyle w:val="Heading1"/>
+          </w:pPr>
+          <w:r>
+            <w:t>References</w:t>
+          </w:r>
+          <w:bookmarkEnd w:id="7"/>
+        </w:p>
+        <w:sdt>
+          <w:sdtPr>
+            <w:id w:val="-573587230"/>
+            <w:bibliography/>
+          </w:sdtPr>
+          <w:sdtContent>
+            <w:p>
+              <w:pPr>
+                <w:pStyle w:val="Bibliography"/>
+                <w:rPr>
+                  <w:noProof/>
+                  <w:kern w:val="0"/>
+                  <w14:ligatures w14:val="none"/>
+                </w:rPr>
+              </w:pPr>
+              <w:r>
+                <w:fldChar w:fldCharType="begin"/>
+              </w:r>
+              <w:r>
+                <w:instrText xml:space="preserve"> BIBLIOGRAPHY </w:instrText>
+              </w:r>
+              <w:r>
+                <w:fldChar w:fldCharType="separate"/>
+              </w:r>
+              <w:r>
+                <w:rPr>
+                  <w:noProof/>
+                </w:rPr>
+                <w:t xml:space="preserve">Anonymous, 2024. </w:t>
+              </w:r>
+              <w:r>
+                <w:rPr>
+                  <w:i/>
+                  <w:iCs/>
+                  <w:noProof/>
+                </w:rPr>
+                <w:t xml:space="preserve">Restarting an Android Emulator: A Comprehensive Guide. </w:t>
+              </w:r>
+              <w:r>
+                <w:rPr>
+                  <w:noProof/>
+                </w:rPr>
+                <w:t xml:space="preserve">[Online] </w:t>
+              </w:r>
+              <w:r>
+                <w:rPr>
+                  <w:noProof/>
+                </w:rPr>
+                <w:br/>
+                <w:t xml:space="preserve">Available at: </w:t>
+              </w:r>
+              <w:r>
+                <w:rPr>
+                  <w:noProof/>
+                  <w:u w:val="single"/>
+                </w:rPr>
+                <w:t>https://www.repeato.app/blog/tech-help/how-to-restart-an-android-emulator/</w:t>
+              </w:r>
+              <w:r>
+                <w:rPr>
+                  <w:noProof/>
+                </w:rPr>
+                <w:br/>
+                <w:t>[Accessed 29 September 2026].</w:t>
+              </w:r>
+            </w:p>
+            <w:p>
+              <w:pPr>
+                <w:pStyle w:val="Bibliography"/>
+                <w:rPr>
+                  <w:noProof/>
+                </w:rPr>
+              </w:pPr>
+              <w:r>
+                <w:rPr>
+                  <w:noProof/>
+                </w:rPr>
+                <w:t xml:space="preserve">CodeWithChris, 2025. </w:t>
+              </w:r>
+              <w:r>
+                <w:rPr>
+                  <w:i/>
+                  <w:iCs/>
+                  <w:noProof/>
+                </w:rPr>
+                <w:t xml:space="preserve">GitHub Branches Tutorial (Beginner Friendly). </w:t>
+              </w:r>
+              <w:r>
+                <w:rPr>
+                  <w:noProof/>
+                </w:rPr>
+                <w:t xml:space="preserve">[Online] </w:t>
+              </w:r>
+              <w:r>
+                <w:rPr>
+                  <w:noProof/>
+                </w:rPr>
+                <w:br/>
+                <w:t xml:space="preserve">Available at: </w:t>
+              </w:r>
+              <w:r>
+                <w:rPr>
+                  <w:noProof/>
+                  <w:u w:val="single"/>
+                </w:rPr>
+                <w:t>https://youtu.be/0vzYWyHmcY8?si=i02rxnWTvSGLLQUr</w:t>
+              </w:r>
+              <w:r>
+                <w:rPr>
+                  <w:noProof/>
+                </w:rPr>
+                <w:br/>
+                <w:t>[Accessed 20 September 2026].</w:t>
+              </w:r>
+            </w:p>
+            <w:p>
+              <w:pPr>
+                <w:pStyle w:val="Bibliography"/>
+                <w:rPr>
+                  <w:noProof/>
+                </w:rPr>
+              </w:pPr>
+              <w:r>
+                <w:rPr>
+                  <w:noProof/>
+                </w:rPr>
+                <w:t xml:space="preserve">Elliott, T., 2022. </w:t>
+              </w:r>
+              <w:r>
+                <w:rPr>
+                  <w:i/>
+                  <w:iCs/>
+                  <w:noProof/>
+                </w:rPr>
+                <w:t xml:space="preserve">Implementing a RecyclerView in Android with Java. </w:t>
+              </w:r>
+              <w:r>
+                <w:rPr>
+                  <w:noProof/>
+                </w:rPr>
+                <w:t xml:space="preserve">[Online] </w:t>
+              </w:r>
+              <w:r>
+                <w:rPr>
+                  <w:noProof/>
+                </w:rPr>
+                <w:br/>
+                <w:t xml:space="preserve">Available at: </w:t>
+              </w:r>
+              <w:r>
+                <w:rPr>
+                  <w:noProof/>
+                  <w:u w:val="single"/>
+                </w:rPr>
+                <w:t>https://dev.to/theplebdev/implementing-a-recyclerview-in-android-with-java-1jf5</w:t>
+              </w:r>
+              <w:r>
+                <w:rPr>
+                  <w:noProof/>
+                </w:rPr>
+                <w:br/>
+                <w:t>[Accessed 29 September 2026].</w:t>
+              </w:r>
+            </w:p>
+            <w:p>
+              <w:pPr>
+                <w:pStyle w:val="Bibliography"/>
+                <w:rPr>
+                  <w:noProof/>
+                </w:rPr>
+              </w:pPr>
+              <w:r>
+                <w:rPr>
+                  <w:noProof/>
+                </w:rPr>
+                <w:lastRenderedPageBreak/>
+                <w:t xml:space="preserve">Jawad, Y., 2026. </w:t>
+              </w:r>
+              <w:r>
+                <w:rPr>
+                  <w:i/>
+                  <w:iCs/>
+                  <w:noProof/>
+                </w:rPr>
+                <w:t xml:space="preserve">36 Big Flavor Recipes With Just A Handful Of 5 Ingredients or Less. </w:t>
+              </w:r>
+              <w:r>
+                <w:rPr>
+                  <w:noProof/>
+                </w:rPr>
+                <w:t xml:space="preserve">[Online] </w:t>
+              </w:r>
+              <w:r>
+                <w:rPr>
+                  <w:noProof/>
+                </w:rPr>
+                <w:br/>
+                <w:t xml:space="preserve">Available at: </w:t>
+              </w:r>
+              <w:r>
+                <w:rPr>
+                  <w:noProof/>
+                  <w:u w:val="single"/>
+                </w:rPr>
+                <w:t>https://feelgoodfoodie.net/recipes-with-5-ingredients/</w:t>
+              </w:r>
+              <w:r>
+                <w:rPr>
+                  <w:noProof/>
+                </w:rPr>
+                <w:br/>
+                <w:t>[Accessed 5 September 2026].</w:t>
+              </w:r>
+            </w:p>
+            <w:p>
+              <w:pPr>
+                <w:pStyle w:val="Bibliography"/>
+                <w:rPr>
+                  <w:noProof/>
+                </w:rPr>
+              </w:pPr>
+              <w:r>
+                <w:rPr>
+                  <w:noProof/>
+                </w:rPr>
+                <w:t xml:space="preserve">Klie, F. R., 2025. </w:t>
+              </w:r>
+              <w:r>
+                <w:rPr>
+                  <w:i/>
+                  <w:iCs/>
+                  <w:noProof/>
+                </w:rPr>
+                <w:t xml:space="preserve">SQLite Database: A Complete Guide for Developers (Architecture, Internals, and Everything You Must Know). </w:t>
+              </w:r>
+              <w:r>
+                <w:rPr>
+                  <w:noProof/>
+                </w:rPr>
+                <w:t xml:space="preserve">[Online] </w:t>
+              </w:r>
+              <w:r>
+                <w:rPr>
+                  <w:noProof/>
+                </w:rPr>
+                <w:br/>
+                <w:t xml:space="preserve">Available at: </w:t>
+              </w:r>
+              <w:r>
+                <w:rPr>
+                  <w:noProof/>
+                  <w:u w:val="single"/>
+                </w:rPr>
+                <w:t>https://dev.to/farhadrahimiklie/a-comprehensive-guide-to-sqlite-database-lightweight-powerful-and-easy-to-use-21po</w:t>
+              </w:r>
+              <w:r>
+                <w:rPr>
+                  <w:noProof/>
+                </w:rPr>
+                <w:br/>
+                <w:t>[Accessed 29 September 2026].</w:t>
+              </w:r>
+            </w:p>
+            <w:p>
+              <w:r>
+                <w:rPr>
+                  <w:b/>
+                  <w:bCs/>
+                  <w:noProof/>
+                </w:rPr>
+                <w:fldChar w:fldCharType="end"/>
+              </w:r>
+            </w:p>
+          </w:sdtContent>
+        </w:sdt>
+      </w:sdtContent>
+    </w:sdt>
+    <w:p>
+      <w:pPr>
+        <w:rPr>
+          <w:lang w:val="en-US"/>
+        </w:rPr>
+      </w:pPr>
+    </w:p>
     <w:sectPr>
       <w:type w:val="continuous"/>
-      <w:pgSz w:w="16838" w:h="11906" w:orient="landscape"/>
+      <w:pgSz w:w="11906" w:h="16838" w:code="9"/>
       <w:pgMar w:top="1440" w:right="1440" w:bottom="1440" w:left="1440" w:header="709" w:footer="709" w:gutter="0"/>
       <w:cols w:space="708"/>
       <w:titlePg/>
@@ -13,6 +2757,177 @@
     </w:sectPr>
   </w:body>
 </w:document>
+</file>
+
+<file path=word/endnotes.xml><?xml version="1.0" encoding="utf-8"?>
+<w:endnotes xmlns:wpc="http://schemas.microsoft.com/office/word/2010/wordprocessingCanvas" xmlns:cx="http://schemas.microsoft.com/office/drawing/2014/chartex" xmlns:cx1="http://schemas.microsoft.com/office/drawing/2015/9/8/chartex" xmlns:cx2="http://schemas.microsoft.com/office/drawing/2015/10/21/chartex" xmlns:cx3="http://schemas.microsoft.com/office/drawing/2016/5/9/chartex" xmlns:cx4="http://schemas.microsoft.com/office/drawing/2016/5/10/chartex" xmlns:cx5="http://schemas.microsoft.com/office/drawing/2016/5/11/chartex" xmlns:cx6="http://schemas.microsoft.com/office/drawing/2016/5/12/chartex" xmlns:cx7="http://schemas.microsoft.com/office/drawing/2016/5/13/chartex" xmlns:cx8="http://schemas.microsoft.com/office/drawing/2016/5/14/chartex" xmlns:mc="http://schemas.openxmlformats.org/markup-compatibility/2006" xmlns:aink="http://schemas.microsoft.com/office/drawing/2016/ink" xmlns:am3d="http://schemas.microsoft.com/office/drawing/2017/model3d" xmlns:o="urn:schemas-microsoft-com:office:office" xmlns:oel="http://schemas.microsoft.com/office/2019/extlst" xmlns:r="http://schemas.openxmlformats.org/officeDocument/2006/relationships" xmlns:m="http://schemas.openxmlformats.org/officeDocument/2006/math" xmlns:v="urn:schemas-microsoft-com:vml" xmlns:wp14="http://schemas.microsoft.com/office/word/2010/wordprocessingDrawing" xmlns:wp="http://schemas.openxmlformats.org/drawingml/2006/wordprocessingDrawing" xmlns:w10="urn:schemas-microsoft-com:office:word" xmlns:w="http://schemas.openxmlformats.org/wordprocessingml/2006/main" xmlns:w14="http://schemas.microsoft.com/office/word/2010/wordml" xmlns:w15="http://schemas.microsoft.com/office/word/2012/wordml" xmlns:w16cex="http://schemas.microsoft.com/office/word/2018/wordml/cex" xmlns:w16cid="http://schemas.microsoft.com/office/word/2016/wordml/cid" xmlns:w16="http://schemas.microsoft.com/office/word/2018/wordml" xmlns:w16du="http://schemas.microsoft.com/office/word/2023/wordml/word16du" xmlns:w16sdtdh="http://schemas.microsoft.com/office/word/2020/wordml/sdtdatahash" xmlns:w16sdtfl="http://schemas.microsoft.com/office/word/2024/wordml/sdtformatlock" xmlns:w16se="http://schemas.microsoft.com/office/word/2015/wordml/symex" xmlns:wpg="http://schemas.microsoft.com/office/word/2010/wordprocessingGroup" xmlns:wpi="http://schemas.microsoft.com/office/word/2010/wordprocessingInk" xmlns:wne="http://schemas.microsoft.com/office/word/2006/wordml" xmlns:wps="http://schemas.microsoft.com/office/word/2010/wordprocessingShape" mc:Ignorable="w14 w15 w16se w16cid w16 w16cex w16sdtdh w16sdtfl w16du wp14">
+  <w:endnote w:type="separator" w:id="-1">
+    <w:p>
+      <w:pPr>
+        <w:spacing w:after="0" w:line="240" w:lineRule="auto"/>
+      </w:pPr>
+      <w:r>
+        <w:separator/>
+      </w:r>
+    </w:p>
+  </w:endnote>
+  <w:endnote w:type="continuationSeparator" w:id="0">
+    <w:p>
+      <w:pPr>
+        <w:spacing w:after="0" w:line="240" w:lineRule="auto"/>
+      </w:pPr>
+      <w:r>
+        <w:continuationSeparator/>
+      </w:r>
+    </w:p>
+  </w:endnote>
+</w:endnotes>
+</file>
+
+<file path=word/footnotes.xml><?xml version="1.0" encoding="utf-8"?>
+<w:footnotes xmlns:wpc="http://schemas.microsoft.com/office/word/2010/wordprocessingCanvas" xmlns:cx="http://schemas.microsoft.com/office/drawing/2014/chartex" xmlns:cx1="http://schemas.microsoft.com/office/drawing/2015/9/8/chartex" xmlns:cx2="http://schemas.microsoft.com/office/drawing/2015/10/21/chartex" xmlns:cx3="http://schemas.microsoft.com/office/drawing/2016/5/9/chartex" xmlns:cx4="http://schemas.microsoft.com/office/drawing/2016/5/10/chartex" xmlns:cx5="http://schemas.microsoft.com/office/drawing/2016/5/11/chartex" xmlns:cx6="http://schemas.microsoft.com/office/drawing/2016/5/12/chartex" xmlns:cx7="http://schemas.microsoft.com/office/drawing/2016/5/13/chartex" xmlns:cx8="http://schemas.microsoft.com/office/drawing/2016/5/14/chartex" xmlns:mc="http://schemas.openxmlformats.org/markup-compatibility/2006" xmlns:aink="http://schemas.microsoft.com/office/drawing/2016/ink" xmlns:am3d="http://schemas.microsoft.com/office/drawing/2017/model3d" xmlns:o="urn:schemas-microsoft-com:office:office" xmlns:oel="http://schemas.microsoft.com/office/2019/extlst" xmlns:r="http://schemas.openxmlformats.org/officeDocument/2006/relationships" xmlns:m="http://schemas.openxmlformats.org/officeDocument/2006/math" xmlns:v="urn:schemas-microsoft-com:vml" xmlns:wp14="http://schemas.microsoft.com/office/word/2010/wordprocessingDrawing" xmlns:wp="http://schemas.openxmlformats.org/drawingml/2006/wordprocessingDrawing" xmlns:w10="urn:schemas-microsoft-com:office:word" xmlns:w="http://schemas.openxmlformats.org/wordprocessingml/2006/main" xmlns:w14="http://schemas.microsoft.com/office/word/2010/wordml" xmlns:w15="http://schemas.microsoft.com/office/word/2012/wordml" xmlns:w16cex="http://schemas.microsoft.com/office/word/2018/wordml/cex" xmlns:w16cid="http://schemas.microsoft.com/office/word/2016/wordml/cid" xmlns:w16="http://schemas.microsoft.com/office/word/2018/wordml" xmlns:w16du="http://schemas.microsoft.com/office/word/2023/wordml/word16du" xmlns:w16sdtdh="http://schemas.microsoft.com/office/word/2020/wordml/sdtdatahash" xmlns:w16sdtfl="http://schemas.microsoft.com/office/word/2024/wordml/sdtformatlock" xmlns:w16se="http://schemas.microsoft.com/office/word/2015/wordml/symex" xmlns:wpg="http://schemas.microsoft.com/office/word/2010/wordprocessingGroup" xmlns:wpi="http://schemas.microsoft.com/office/word/2010/wordprocessingInk" xmlns:wne="http://schemas.microsoft.com/office/word/2006/wordml" xmlns:wps="http://schemas.microsoft.com/office/word/2010/wordprocessingShape" mc:Ignorable="w14 w15 w16se w16cid w16 w16cex w16sdtdh w16sdtfl w16du wp14">
+  <w:footnote w:type="separator" w:id="-1">
+    <w:p>
+      <w:pPr>
+        <w:spacing w:after="0" w:line="240" w:lineRule="auto"/>
+      </w:pPr>
+      <w:r>
+        <w:separator/>
+      </w:r>
+    </w:p>
+  </w:footnote>
+  <w:footnote w:type="continuationSeparator" w:id="0">
+    <w:p>
+      <w:pPr>
+        <w:spacing w:after="0" w:line="240" w:lineRule="auto"/>
+      </w:pPr>
+      <w:r>
+        <w:continuationSeparator/>
+      </w:r>
+    </w:p>
+  </w:footnote>
+</w:footnotes>
+</file>
+
+<file path=word/numbering.xml><?xml version="1.0" encoding="utf-8"?>
+<w:numbering xmlns:wpc="http://schemas.microsoft.com/office/word/2010/wordprocessingCanvas" xmlns:cx="http://schemas.microsoft.com/office/drawing/2014/chartex" xmlns:cx1="http://schemas.microsoft.com/office/drawing/2015/9/8/chartex" xmlns:cx2="http://schemas.microsoft.com/office/drawing/2015/10/21/chartex" xmlns:cx3="http://schemas.microsoft.com/office/drawing/2016/5/9/chartex" xmlns:cx4="http://schemas.microsoft.com/office/drawing/2016/5/10/chartex" xmlns:cx5="http://schemas.microsoft.com/office/drawing/2016/5/11/chartex" xmlns:cx6="http://schemas.microsoft.com/office/drawing/2016/5/12/chartex" xmlns:cx7="http://schemas.microsoft.com/office/drawing/2016/5/13/chartex" xmlns:cx8="http://schemas.microsoft.com/office/drawing/2016/5/14/chartex" xmlns:mc="http://schemas.openxmlformats.org/markup-compatibility/2006" xmlns:aink="http://schemas.microsoft.com/office/drawing/2016/ink" xmlns:am3d="http://schemas.microsoft.com/office/drawing/2017/model3d" xmlns:o="urn:schemas-microsoft-com:office:office" xmlns:oel="http://schemas.microsoft.com/office/2019/extlst" xmlns:r="http://schemas.openxmlformats.org/officeDocument/2006/relationships" xmlns:m="http://schemas.openxmlformats.org/officeDocument/2006/math" xmlns:v="urn:schemas-microsoft-com:vml" xmlns:wp14="http://schemas.microsoft.com/office/word/2010/wordprocessingDrawing" xmlns:wp="http://schemas.openxmlformats.org/drawingml/2006/wordprocessingDrawing" xmlns:w10="urn:schemas-microsoft-com:office:word" xmlns:w="http://schemas.openxmlformats.org/wordprocessingml/2006/main" xmlns:w14="http://schemas.microsoft.com/office/word/2010/wordml" xmlns:w15="http://schemas.microsoft.com/office/word/2012/wordml" xmlns:w16cex="http://schemas.microsoft.com/office/word/2018/wordml/cex" xmlns:w16cid="http://schemas.microsoft.com/office/word/2016/wordml/cid" xmlns:w16="http://schemas.microsoft.com/office/word/2018/wordml" xmlns:w16du="http://schemas.microsoft.com/office/word/2023/wordml/word16du" xmlns:w16sdtdh="http://schemas.microsoft.com/office/word/2020/wordml/sdtdatahash" xmlns:w16sdtfl="http://schemas.microsoft.com/office/word/2024/wordml/sdtformatlock" xmlns:w16se="http://schemas.microsoft.com/office/word/2015/wordml/symex" xmlns:wpg="http://schemas.microsoft.com/office/word/2010/wordprocessingGroup" xmlns:wpi="http://schemas.microsoft.com/office/word/2010/wordprocessingInk" xmlns:wne="http://schemas.microsoft.com/office/word/2006/wordml" xmlns:wps="http://schemas.microsoft.com/office/word/2010/wordprocessingShape" mc:Ignorable="w14 w15 w16se w16cid w16 w16cex w16sdtdh w16sdtfl w16du wp14">
+  <w:abstractNum w:abstractNumId="0" w15:restartNumberingAfterBreak="0">
+    <w:nsid w:val="35E24F8F"/>
+    <w:multiLevelType w:val="hybridMultilevel"/>
+    <w:tmpl w:val="CC44E3AE"/>
+    <w:lvl w:ilvl="0" w:tplc="1C090001">
+      <w:start w:val="1"/>
+      <w:numFmt w:val="bullet"/>
+      <w:lvlText w:val=""/>
+      <w:lvlJc w:val="left"/>
+      <w:pPr>
+        <w:ind w:left="720" w:hanging="360"/>
+      </w:pPr>
+      <w:rPr>
+        <w:rFonts w:ascii="Symbol" w:hAnsi="Symbol" w:hint="default"/>
+      </w:rPr>
+    </w:lvl>
+    <w:lvl w:ilvl="1" w:tplc="1C090003" w:tentative="1">
+      <w:start w:val="1"/>
+      <w:numFmt w:val="bullet"/>
+      <w:lvlText w:val="o"/>
+      <w:lvlJc w:val="left"/>
+      <w:pPr>
+        <w:ind w:left="1440" w:hanging="360"/>
+      </w:pPr>
+      <w:rPr>
+        <w:rFonts w:ascii="Courier New" w:hAnsi="Courier New" w:cs="Courier New" w:hint="default"/>
+      </w:rPr>
+    </w:lvl>
+    <w:lvl w:ilvl="2" w:tplc="1C090005" w:tentative="1">
+      <w:start w:val="1"/>
+      <w:numFmt w:val="bullet"/>
+      <w:lvlText w:val=""/>
+      <w:lvlJc w:val="left"/>
+      <w:pPr>
+        <w:ind w:left="2160" w:hanging="360"/>
+      </w:pPr>
+      <w:rPr>
+        <w:rFonts w:ascii="Wingdings" w:hAnsi="Wingdings" w:hint="default"/>
+      </w:rPr>
+    </w:lvl>
+    <w:lvl w:ilvl="3" w:tplc="1C090001" w:tentative="1">
+      <w:start w:val="1"/>
+      <w:numFmt w:val="bullet"/>
+      <w:lvlText w:val=""/>
+      <w:lvlJc w:val="left"/>
+      <w:pPr>
+        <w:ind w:left="2880" w:hanging="360"/>
+      </w:pPr>
+      <w:rPr>
+        <w:rFonts w:ascii="Symbol" w:hAnsi="Symbol" w:hint="default"/>
+      </w:rPr>
+    </w:lvl>
+    <w:lvl w:ilvl="4" w:tplc="1C090003" w:tentative="1">
+      <w:start w:val="1"/>
+      <w:numFmt w:val="bullet"/>
+      <w:lvlText w:val="o"/>
+      <w:lvlJc w:val="left"/>
+      <w:pPr>
+        <w:ind w:left="3600" w:hanging="360"/>
+      </w:pPr>
+      <w:rPr>
+        <w:rFonts w:ascii="Courier New" w:hAnsi="Courier New" w:cs="Courier New" w:hint="default"/>
+      </w:rPr>
+    </w:lvl>
+    <w:lvl w:ilvl="5" w:tplc="1C090005" w:tentative="1">
+      <w:start w:val="1"/>
+      <w:numFmt w:val="bullet"/>
+      <w:lvlText w:val=""/>
+      <w:lvlJc w:val="left"/>
+      <w:pPr>
+        <w:ind w:left="4320" w:hanging="360"/>
+      </w:pPr>
+      <w:rPr>
+        <w:rFonts w:ascii="Wingdings" w:hAnsi="Wingdings" w:hint="default"/>
+      </w:rPr>
+    </w:lvl>
+    <w:lvl w:ilvl="6" w:tplc="1C090001" w:tentative="1">
+      <w:start w:val="1"/>
+      <w:numFmt w:val="bullet"/>
+      <w:lvlText w:val=""/>
+      <w:lvlJc w:val="left"/>
+      <w:pPr>
+        <w:ind w:left="5040" w:hanging="360"/>
+      </w:pPr>
+      <w:rPr>
+        <w:rFonts w:ascii="Symbol" w:hAnsi="Symbol" w:hint="default"/>
+      </w:rPr>
+    </w:lvl>
+    <w:lvl w:ilvl="7" w:tplc="1C090003" w:tentative="1">
+      <w:start w:val="1"/>
+      <w:numFmt w:val="bullet"/>
+      <w:lvlText w:val="o"/>
+      <w:lvlJc w:val="left"/>
+      <w:pPr>
+        <w:ind w:left="5760" w:hanging="360"/>
+      </w:pPr>
+      <w:rPr>
+        <w:rFonts w:ascii="Courier New" w:hAnsi="Courier New" w:cs="Courier New" w:hint="default"/>
+      </w:rPr>
+    </w:lvl>
+    <w:lvl w:ilvl="8" w:tplc="1C090005" w:tentative="1">
+      <w:start w:val="1"/>
+      <w:numFmt w:val="bullet"/>
+      <w:lvlText w:val=""/>
+      <w:lvlJc w:val="left"/>
+      <w:pPr>
+        <w:ind w:left="6480" w:hanging="360"/>
+      </w:pPr>
+      <w:rPr>
+        <w:rFonts w:ascii="Wingdings" w:hAnsi="Wingdings" w:hint="default"/>
+      </w:rPr>
+    </w:lvl>
+  </w:abstractNum>
+  <w:num w:numId="1" w16cid:durableId="1160585472">
+    <w:abstractNumId w:val="0"/>
+  </w:num>
+</w:numbering>
 </file>
 
 <file path=word/styles.xml><?xml version="1.0" encoding="utf-8"?>
@@ -415,6 +3330,10 @@
   <w:style w:type="paragraph" w:default="1" w:styleId="Normal">
     <w:name w:val="Normal"/>
     <w:qFormat/>
+    <w:rsid w:val="006E133C"/>
+    <w:rPr>
+      <w:rFonts w:ascii="Times New Roman" w:hAnsi="Times New Roman"/>
+    </w:rPr>
   </w:style>
   <w:style w:type="paragraph" w:styleId="Heading1">
     <w:name w:val="heading 1"/>
@@ -423,7 +3342,7 @@
     <w:link w:val="Heading1Char"/>
     <w:uiPriority w:val="9"/>
     <w:qFormat/>
-    <w:rsid w:val="003602A7"/>
+    <w:rsid w:val="006E133C"/>
     <w:pPr>
       <w:keepNext/>
       <w:keepLines/>
@@ -431,8 +3350,9 @@
       <w:outlineLvl w:val="0"/>
     </w:pPr>
     <w:rPr>
-      <w:rFonts w:asciiTheme="majorHAnsi" w:eastAsiaTheme="majorEastAsia" w:hAnsiTheme="majorHAnsi" w:cstheme="majorBidi"/>
-      <w:color w:val="0F4761" w:themeColor="accent1" w:themeShade="BF"/>
+      <w:rFonts w:eastAsiaTheme="majorEastAsia" w:cstheme="majorBidi"/>
+      <w:b/>
+      <w:color w:val="7030A0"/>
       <w:sz w:val="40"/>
       <w:szCs w:val="40"/>
     </w:rPr>
@@ -443,10 +3363,9 @@
     <w:next w:val="Normal"/>
     <w:link w:val="Heading2Char"/>
     <w:uiPriority w:val="9"/>
-    <w:semiHidden/>
     <w:unhideWhenUsed/>
     <w:qFormat/>
-    <w:rsid w:val="003602A7"/>
+    <w:rsid w:val="006E133C"/>
     <w:pPr>
       <w:keepNext/>
       <w:keepLines/>
@@ -454,8 +3373,9 @@
       <w:outlineLvl w:val="1"/>
     </w:pPr>
     <w:rPr>
-      <w:rFonts w:asciiTheme="majorHAnsi" w:eastAsiaTheme="majorEastAsia" w:hAnsiTheme="majorHAnsi" w:cstheme="majorBidi"/>
-      <w:color w:val="0F4761" w:themeColor="accent1" w:themeShade="BF"/>
+      <w:rFonts w:eastAsiaTheme="majorEastAsia" w:cstheme="majorBidi"/>
+      <w:b/>
+      <w:color w:val="7030A0"/>
       <w:sz w:val="32"/>
       <w:szCs w:val="32"/>
     </w:rPr>
@@ -618,7 +3538,6 @@
   <w:style w:type="character" w:default="1" w:styleId="DefaultParagraphFont">
     <w:name w:val="Default Paragraph Font"/>
     <w:uiPriority w:val="1"/>
-    <w:semiHidden/>
     <w:unhideWhenUsed/>
   </w:style>
   <w:style w:type="table" w:default="1" w:styleId="TableNormal">
@@ -647,10 +3566,11 @@
     <w:basedOn w:val="DefaultParagraphFont"/>
     <w:link w:val="Heading1"/>
     <w:uiPriority w:val="9"/>
-    <w:rsid w:val="003602A7"/>
+    <w:rsid w:val="006E133C"/>
     <w:rPr>
-      <w:rFonts w:asciiTheme="majorHAnsi" w:eastAsiaTheme="majorEastAsia" w:hAnsiTheme="majorHAnsi" w:cstheme="majorBidi"/>
-      <w:color w:val="0F4761" w:themeColor="accent1" w:themeShade="BF"/>
+      <w:rFonts w:ascii="Times New Roman" w:eastAsiaTheme="majorEastAsia" w:hAnsi="Times New Roman" w:cstheme="majorBidi"/>
+      <w:b/>
+      <w:color w:val="7030A0"/>
       <w:sz w:val="40"/>
       <w:szCs w:val="40"/>
     </w:rPr>
@@ -660,11 +3580,11 @@
     <w:basedOn w:val="DefaultParagraphFont"/>
     <w:link w:val="Heading2"/>
     <w:uiPriority w:val="9"/>
-    <w:semiHidden/>
-    <w:rsid w:val="003602A7"/>
+    <w:rsid w:val="006E133C"/>
     <w:rPr>
-      <w:rFonts w:asciiTheme="majorHAnsi" w:eastAsiaTheme="majorEastAsia" w:hAnsiTheme="majorHAnsi" w:cstheme="majorBidi"/>
-      <w:color w:val="0F4761" w:themeColor="accent1" w:themeShade="BF"/>
+      <w:rFonts w:ascii="Times New Roman" w:eastAsiaTheme="majorEastAsia" w:hAnsi="Times New Roman" w:cstheme="majorBidi"/>
+      <w:b/>
+      <w:color w:val="7030A0"/>
       <w:sz w:val="32"/>
       <w:szCs w:val="32"/>
     </w:rPr>
@@ -930,6 +3850,122 @@
       <w:smallCaps/>
       <w:color w:val="0F4761" w:themeColor="accent1" w:themeShade="BF"/>
       <w:spacing w:val="5"/>
+    </w:rPr>
+  </w:style>
+  <w:style w:type="paragraph" w:styleId="Header">
+    <w:name w:val="header"/>
+    <w:basedOn w:val="Normal"/>
+    <w:link w:val="HeaderChar"/>
+    <w:uiPriority w:val="99"/>
+    <w:unhideWhenUsed/>
+    <w:rsid w:val="006C344F"/>
+    <w:pPr>
+      <w:tabs>
+        <w:tab w:val="center" w:pos="4513"/>
+        <w:tab w:val="right" w:pos="9026"/>
+      </w:tabs>
+      <w:spacing w:after="0" w:line="240" w:lineRule="auto"/>
+    </w:pPr>
+  </w:style>
+  <w:style w:type="character" w:customStyle="1" w:styleId="HeaderChar">
+    <w:name w:val="Header Char"/>
+    <w:basedOn w:val="DefaultParagraphFont"/>
+    <w:link w:val="Header"/>
+    <w:uiPriority w:val="99"/>
+    <w:rsid w:val="006C344F"/>
+    <w:rPr>
+      <w:rFonts w:ascii="Times New Roman" w:hAnsi="Times New Roman"/>
+    </w:rPr>
+  </w:style>
+  <w:style w:type="paragraph" w:styleId="Footer">
+    <w:name w:val="footer"/>
+    <w:basedOn w:val="Normal"/>
+    <w:link w:val="FooterChar"/>
+    <w:uiPriority w:val="99"/>
+    <w:unhideWhenUsed/>
+    <w:rsid w:val="006C344F"/>
+    <w:pPr>
+      <w:tabs>
+        <w:tab w:val="center" w:pos="4513"/>
+        <w:tab w:val="right" w:pos="9026"/>
+      </w:tabs>
+      <w:spacing w:after="0" w:line="240" w:lineRule="auto"/>
+    </w:pPr>
+  </w:style>
+  <w:style w:type="character" w:customStyle="1" w:styleId="FooterChar">
+    <w:name w:val="Footer Char"/>
+    <w:basedOn w:val="DefaultParagraphFont"/>
+    <w:link w:val="Footer"/>
+    <w:uiPriority w:val="99"/>
+    <w:rsid w:val="006C344F"/>
+    <w:rPr>
+      <w:rFonts w:ascii="Times New Roman" w:hAnsi="Times New Roman"/>
+    </w:rPr>
+  </w:style>
+  <w:style w:type="paragraph" w:styleId="Bibliography">
+    <w:name w:val="Bibliography"/>
+    <w:basedOn w:val="Normal"/>
+    <w:next w:val="Normal"/>
+    <w:uiPriority w:val="37"/>
+    <w:unhideWhenUsed/>
+    <w:rsid w:val="00D21F75"/>
+  </w:style>
+  <w:style w:type="paragraph" w:styleId="TOCHeading">
+    <w:name w:val="TOC Heading"/>
+    <w:basedOn w:val="Heading1"/>
+    <w:next w:val="Normal"/>
+    <w:uiPriority w:val="39"/>
+    <w:unhideWhenUsed/>
+    <w:qFormat/>
+    <w:rsid w:val="00D21F75"/>
+    <w:pPr>
+      <w:spacing w:before="240" w:after="0" w:line="259" w:lineRule="auto"/>
+      <w:outlineLvl w:val="9"/>
+    </w:pPr>
+    <w:rPr>
+      <w:rFonts w:asciiTheme="majorHAnsi" w:hAnsiTheme="majorHAnsi"/>
+      <w:b w:val="0"/>
+      <w:color w:val="0F4761" w:themeColor="accent1" w:themeShade="BF"/>
+      <w:kern w:val="0"/>
+      <w:sz w:val="32"/>
+      <w:szCs w:val="32"/>
+      <w:lang w:val="en-US"/>
+      <w14:ligatures w14:val="none"/>
+    </w:rPr>
+  </w:style>
+  <w:style w:type="paragraph" w:styleId="TOC1">
+    <w:name w:val="toc 1"/>
+    <w:basedOn w:val="Normal"/>
+    <w:next w:val="Normal"/>
+    <w:autoRedefine/>
+    <w:uiPriority w:val="39"/>
+    <w:unhideWhenUsed/>
+    <w:rsid w:val="00D21F75"/>
+    <w:pPr>
+      <w:spacing w:after="100"/>
+    </w:pPr>
+  </w:style>
+  <w:style w:type="character" w:styleId="Hyperlink">
+    <w:name w:val="Hyperlink"/>
+    <w:basedOn w:val="DefaultParagraphFont"/>
+    <w:uiPriority w:val="99"/>
+    <w:unhideWhenUsed/>
+    <w:rsid w:val="00D21F75"/>
+    <w:rPr>
+      <w:color w:val="467886" w:themeColor="hyperlink"/>
+      <w:u w:val="single"/>
+    </w:rPr>
+  </w:style>
+  <w:style w:type="character" w:styleId="UnresolvedMention">
+    <w:name w:val="Unresolved Mention"/>
+    <w:basedOn w:val="DefaultParagraphFont"/>
+    <w:uiPriority w:val="99"/>
+    <w:semiHidden/>
+    <w:unhideWhenUsed/>
+    <w:rsid w:val="006473FA"/>
+    <w:rPr>
+      <w:color w:val="605E5C"/>
+      <w:shd w:val="clear" w:color="auto" w:fill="E1DFDD"/>
     </w:rPr>
   </w:style>
 </w:styles>
@@ -1248,4 +4284,126 @@
     </a:ext>
   </a:extLst>
 </a:theme>
+</file>
+
+<file path=customXml/item1.xml><?xml version="1.0" encoding="utf-8"?>
+<b:Sources xmlns:b="http://schemas.openxmlformats.org/officeDocument/2006/bibliography" xmlns="http://schemas.openxmlformats.org/officeDocument/2006/bibliography" SelectedStyle="\HarvardAnglia2008OfficeOnline.xsl" StyleName="Harvard - Anglia" Version="2008">
+  <b:Source>
+    <b:Tag>Yum26</b:Tag>
+    <b:SourceType>InternetSite</b:SourceType>
+    <b:Guid>{BD7FD055-C09D-4DC7-9D35-636760D63944}</b:Guid>
+    <b:Author>
+      <b:Author>
+        <b:NameList>
+          <b:Person>
+            <b:Last>Jawad</b:Last>
+            <b:First>Yumna</b:First>
+          </b:Person>
+        </b:NameList>
+      </b:Author>
+    </b:Author>
+    <b:Title>36 Big Flavor Recipes With Just A Handful Of 5 Ingredients or Less</b:Title>
+    <b:Year>2026</b:Year>
+    <b:YearAccessed>2026</b:YearAccessed>
+    <b:MonthAccessed>September</b:MonthAccessed>
+    <b:DayAccessed>5</b:DayAccessed>
+    <b:URL>https://feelgoodfoodie.net/recipes-with-5-ingredients/</b:URL>
+    <b:RefOrder>2</b:RefOrder>
+  </b:Source>
+  <b:Source>
+    <b:Tag>Tri22</b:Tag>
+    <b:SourceType>InternetSite</b:SourceType>
+    <b:Guid>{97BAE666-C9CF-4A3F-AF78-55513BE0AB28}</b:Guid>
+    <b:Author>
+      <b:Author>
+        <b:NameList>
+          <b:Person>
+            <b:Last>Elliott</b:Last>
+            <b:First>Tristan</b:First>
+          </b:Person>
+        </b:NameList>
+      </b:Author>
+    </b:Author>
+    <b:Title>Implementing a RecyclerView in Android with Java</b:Title>
+    <b:Year>2022</b:Year>
+    <b:YearAccessed>2026</b:YearAccessed>
+    <b:MonthAccessed>September</b:MonthAccessed>
+    <b:DayAccessed>29</b:DayAccessed>
+    <b:URL>https://dev.to/theplebdev/implementing-a-recyclerview-in-android-with-java-1jf5</b:URL>
+    <b:RefOrder>3</b:RefOrder>
+  </b:Source>
+  <b:Source>
+    <b:Tag>Far25</b:Tag>
+    <b:SourceType>InternetSite</b:SourceType>
+    <b:Guid>{AEAC1DAA-086A-4F9A-95B7-1113FBFE870D}</b:Guid>
+    <b:Author>
+      <b:Author>
+        <b:NameList>
+          <b:Person>
+            <b:Last>Klie</b:Last>
+            <b:First>Farhad</b:First>
+            <b:Middle>Rahimi</b:Middle>
+          </b:Person>
+        </b:NameList>
+      </b:Author>
+    </b:Author>
+    <b:Title>SQLite Database: A Complete Guide for Developers (Architecture, Internals, and Everything You Must Know)</b:Title>
+    <b:Year>2025</b:Year>
+    <b:YearAccessed>2026</b:YearAccessed>
+    <b:MonthAccessed>September</b:MonthAccessed>
+    <b:DayAccessed>29</b:DayAccessed>
+    <b:URL>https://dev.to/farhadrahimiklie/a-comprehensive-guide-to-sqlite-database-lightweight-powerful-and-easy-to-use-21po</b:URL>
+    <b:RefOrder>1</b:RefOrder>
+  </b:Source>
+  <b:Source>
+    <b:Tag>Ano2416</b:Tag>
+    <b:SourceType>InternetSite</b:SourceType>
+    <b:Guid>{232FF9F2-57E2-4DC2-8542-C6FD02F1E428}</b:Guid>
+    <b:Author>
+      <b:Author>
+        <b:NameList>
+          <b:Person>
+            <b:Last>Anonymous</b:Last>
+          </b:Person>
+        </b:NameList>
+      </b:Author>
+    </b:Author>
+    <b:Title>Restarting an Android Emulator: A Comprehensive Guide</b:Title>
+    <b:Year>2024</b:Year>
+    <b:YearAccessed>2026</b:YearAccessed>
+    <b:MonthAccessed>September</b:MonthAccessed>
+    <b:DayAccessed>29</b:DayAccessed>
+    <b:URL>https://www.repeato.app/blog/tech-help/how-to-restart-an-android-emulator/</b:URL>
+    <b:RefOrder>4</b:RefOrder>
+  </b:Source>
+  <b:Source>
+    <b:Tag>Cod25</b:Tag>
+    <b:SourceType>InternetSite</b:SourceType>
+    <b:Guid>{654267A9-D974-4DDC-8E7A-02FE48BC42E8}</b:Guid>
+    <b:Author>
+      <b:Author>
+        <b:NameList>
+          <b:Person>
+            <b:Last>CodeWithChris</b:Last>
+          </b:Person>
+        </b:NameList>
+      </b:Author>
+    </b:Author>
+    <b:Title>GitHub Branches Tutorial (Beginner Friendly)</b:Title>
+    <b:Year>2025</b:Year>
+    <b:YearAccessed>2026</b:YearAccessed>
+    <b:MonthAccessed>September</b:MonthAccessed>
+    <b:DayAccessed>20</b:DayAccessed>
+    <b:URL>https://youtu.be/0vzYWyHmcY8?si=i02rxnWTvSGLLQUr</b:URL>
+    <b:RefOrder>5</b:RefOrder>
+  </b:Source>
+</b:Sources>
+</file>
+
+<file path=customXml/itemProps1.xml><?xml version="1.0" encoding="utf-8"?>
+<ds:datastoreItem xmlns:ds="http://schemas.openxmlformats.org/officeDocument/2006/customXml" ds:itemID="{60F8CE01-5055-4D4D-A0C6-A016F9C40CFD}">
+  <ds:schemaRefs>
+    <ds:schemaRef ds:uri="http://schemas.openxmlformats.org/officeDocument/2006/bibliography"/>
+  </ds:schemaRefs>
+</ds:datastoreItem>
 </file>